--- a/t03_s2.docx
+++ b/t03_s2.docx
@@ -3,2168 +3,1693 @@
 <w:document xmlns:wpc="http://schemas.microsoft.com/office/word/2010/wordprocessingCanvas" xmlns:mo="http://schemas.microsoft.com/office/mac/office/2008/main" xmlns:mc="http://schemas.openxmlformats.org/markup-compatibility/2006" xmlns:mv="urn:schemas-microsoft-com:mac:vml" xmlns:o="urn:schemas-microsoft-com:office:office" xmlns:r="http://schemas.openxmlformats.org/officeDocument/2006/relationships" xmlns:m="http://schemas.openxmlformats.org/officeDocument/2006/math" xmlns:v="urn:schemas-microsoft-com:vml" xmlns:wp14="http://schemas.microsoft.com/office/word/2010/wordprocessingDrawing" xmlns:wp="http://schemas.openxmlformats.org/drawingml/2006/wordprocessingDrawing" xmlns:w10="urn:schemas-microsoft-com:office:word" xmlns:w="http://schemas.openxmlformats.org/wordprocessingml/2006/main" xmlns:w14="http://schemas.microsoft.com/office/word/2010/wordml" xmlns:wpg="http://schemas.microsoft.com/office/word/2010/wordprocessingGroup" xmlns:wpi="http://schemas.microsoft.com/office/word/2010/wordprocessingInk" xmlns:wne="http://schemas.microsoft.com/office/word/2006/wordml" xmlns:wps="http://schemas.microsoft.com/office/word/2010/wordprocessingShape" mc:Ignorable="w14 wp14">
   <w:body>
     <w:p>
-      <w:pPr>
-        <w:spacing w:after="20" w:before="120"/>
-      </w:pPr>
-      <w:r>
-        <w:rPr>
-          <w:b/>
-          <w:sz w:val="22"/>
-        </w:rPr>
-        <w:t>Question: When caring for a 3-day-old neonate who is receiving phototherapy to treat jaundice, the nurse in charge would expect to do which of the following?</w:t>
-      </w:r>
-    </w:p>
-    <w:p>
-      <w:pPr>
-        <w:spacing w:after="0" w:before="0"/>
-      </w:pPr>
-      <w:r>
-        <w:rPr>
-          <w:b w:val="0"/>
-          <w:sz w:val="22"/>
-        </w:rPr>
-        <w:t>(a) Turn the neonate every 6 hours</w:t>
-      </w:r>
-    </w:p>
-    <w:p>
-      <w:pPr>
-        <w:spacing w:after="0" w:before="0"/>
-      </w:pPr>
-      <w:r>
-        <w:rPr>
-          <w:b w:val="0"/>
-          <w:sz w:val="22"/>
-        </w:rPr>
-        <w:t>(b) Notify the physician if the skin becomes bronze in color.</w:t>
-      </w:r>
-    </w:p>
-    <w:p>
-      <w:pPr>
-        <w:spacing w:after="0" w:before="0"/>
-      </w:pPr>
-      <w:r>
-        <w:rPr>
-          <w:b w:val="0"/>
-          <w:sz w:val="22"/>
-        </w:rPr>
-        <w:t>(c) Check the vital signs every 2 to 4 hours.</w:t>
-      </w:r>
-    </w:p>
-    <w:p>
-      <w:pPr>
-        <w:spacing w:after="0" w:before="0"/>
-      </w:pPr>
-      <w:r>
-        <w:rPr>
-          <w:b w:val="0"/>
-          <w:sz w:val="22"/>
-        </w:rPr>
-        <w:t>(d) Encourage the mother to discontinue breastfeeding.</w:t>
-      </w:r>
-    </w:p>
-    <w:p>
-      <w:pPr>
-        <w:spacing w:after="0" w:before="40"/>
-      </w:pPr>
-      <w:r>
-        <w:rPr>
-          <w:b/>
-          <w:sz w:val="22"/>
-        </w:rPr>
-        <w:t>Answer: c</w:t>
-      </w:r>
-    </w:p>
-    <w:p>
-      <w:pPr>
-        <w:spacing w:after="0" w:before="0"/>
-      </w:pPr>
-      <w:r>
-        <w:rPr>
-          <w:b w:val="0"/>
-          <w:sz w:val="21"/>
-        </w:rPr>
-        <w:t>Solution: During phototherapy, the nurse checks the neonate's vital signs every 2-4 hours and monitors temperature, hydration and skin.</w:t>
-      </w:r>
-    </w:p>
-    <w:p>
-      <w:pPr>
-        <w:spacing w:after="0" w:before="0"/>
-      </w:pPr>
-      <w:r>
-        <w:rPr>
-          <w:b w:val="0"/>
-          <w:sz w:val="20"/>
-        </w:rPr>
-        <w:t>Positive Marks: 1</w:t>
-      </w:r>
-    </w:p>
-    <w:p>
-      <w:pPr>
-        <w:spacing w:after="160" w:before="0"/>
-      </w:pPr>
-      <w:r>
-        <w:rPr>
-          <w:b w:val="0"/>
-          <w:sz w:val="20"/>
-        </w:rPr>
-        <w:t>Negative Marks: 0.25</w:t>
-      </w:r>
-    </w:p>
-    <w:p>
-      <w:pPr>
-        <w:spacing w:after="20" w:before="120"/>
-      </w:pPr>
-      <w:r>
-        <w:rPr>
-          <w:b/>
-          <w:sz w:val="22"/>
-        </w:rPr>
-        <w:t>Question: If NTG given to a client who is suspected for heart attack.The NTG is working in best way if patient?</w:t>
-      </w:r>
-    </w:p>
-    <w:p>
-      <w:pPr>
-        <w:spacing w:after="0" w:before="0"/>
-      </w:pPr>
-      <w:r>
-        <w:rPr>
-          <w:b w:val="0"/>
-          <w:sz w:val="22"/>
-        </w:rPr>
-        <w:t>(a) Feel burning sensation under the tongue</w:t>
-      </w:r>
-    </w:p>
-    <w:p>
-      <w:pPr>
-        <w:spacing w:after="0" w:before="0"/>
-      </w:pPr>
-      <w:r>
-        <w:rPr>
-          <w:b w:val="0"/>
-          <w:sz w:val="22"/>
-        </w:rPr>
-        <w:t>(b) Feel mouth Itching</w:t>
-      </w:r>
-    </w:p>
-    <w:p>
-      <w:pPr>
-        <w:spacing w:after="0" w:before="0"/>
-      </w:pPr>
-      <w:r>
-        <w:rPr>
-          <w:b w:val="0"/>
-          <w:sz w:val="22"/>
-        </w:rPr>
-        <w:t>(c) Medicine given in dark room</w:t>
-      </w:r>
-    </w:p>
-    <w:p>
-      <w:pPr>
-        <w:spacing w:after="0" w:before="0"/>
-      </w:pPr>
-      <w:r>
-        <w:rPr>
-          <w:b w:val="0"/>
-          <w:sz w:val="22"/>
-        </w:rPr>
-        <w:t>(d) Feel blurred vision</w:t>
-      </w:r>
-    </w:p>
-    <w:p>
-      <w:pPr>
-        <w:spacing w:after="0" w:before="40"/>
-      </w:pPr>
-      <w:r>
-        <w:rPr>
-          <w:b/>
-          <w:sz w:val="22"/>
-        </w:rPr>
-        <w:t>Answer: a</w:t>
-      </w:r>
-    </w:p>
-    <w:p>
-      <w:pPr>
-        <w:spacing w:after="0" w:before="0"/>
-      </w:pPr>
-      <w:r>
-        <w:rPr>
-          <w:b w:val="0"/>
-          <w:sz w:val="21"/>
-        </w:rPr>
-        <w:t>Solution: If NTG given to a client who is suspected for heart attack. The NTG is working in the best way if the patient feels a burning sensation under the tongue. Nitroglycerin (NTG) is a vasodilator used to treat chest pain or angina. When given to a patient who is suspected of having a heart attack, the aim is to relieve the chest pain, improve blood flow to the heart, and prevent further damage to the heart muscle. The burning sensation under the tongue is a common side effect of NTG and indicates that the medication is working. The medication is absorbed through the mucous membrane under the tongue, and the sensation is a sign that medication is being absorbed and is dilating the blood vessels around the heart. It is important to note that if the chest pain persists or worsens despite taking NTG, immediate medical attention should be sought.</w:t>
-      </w:r>
-    </w:p>
-    <w:p>
-      <w:pPr>
-        <w:spacing w:after="0" w:before="0"/>
-      </w:pPr>
-      <w:r>
-        <w:rPr>
-          <w:b w:val="0"/>
-          <w:sz w:val="20"/>
-        </w:rPr>
-        <w:t>Positive Marks: 1</w:t>
-      </w:r>
-    </w:p>
-    <w:p>
-      <w:pPr>
-        <w:spacing w:after="160" w:before="0"/>
-      </w:pPr>
-      <w:r>
-        <w:rPr>
-          <w:b w:val="0"/>
-          <w:sz w:val="20"/>
-        </w:rPr>
-        <w:t>Negative Marks: 0.25</w:t>
-      </w:r>
-    </w:p>
-    <w:p>
-      <w:pPr>
-        <w:spacing w:after="20" w:before="120"/>
-      </w:pPr>
-      <w:r>
-        <w:rPr>
-          <w:b/>
-          <w:sz w:val="22"/>
-        </w:rPr>
-        <w:t>Question: DMPA (injectable contraceptive) provides protection up to how long?</w:t>
-      </w:r>
-    </w:p>
-    <w:p>
-      <w:pPr>
-        <w:spacing w:after="0" w:before="0"/>
-      </w:pPr>
-      <w:r>
-        <w:rPr>
-          <w:b w:val="0"/>
-          <w:sz w:val="22"/>
-        </w:rPr>
-        <w:t>(a) 6 months</w:t>
-      </w:r>
-    </w:p>
-    <w:p>
-      <w:pPr>
-        <w:spacing w:after="0" w:before="0"/>
-      </w:pPr>
-      <w:r>
-        <w:rPr>
-          <w:b w:val="0"/>
-          <w:sz w:val="22"/>
-        </w:rPr>
-        <w:t>(b) 3 months</w:t>
-      </w:r>
-    </w:p>
-    <w:p>
-      <w:pPr>
-        <w:spacing w:after="0" w:before="0"/>
-      </w:pPr>
-      <w:r>
-        <w:rPr>
-          <w:b w:val="0"/>
-          <w:sz w:val="22"/>
-        </w:rPr>
-        <w:t>(c) 2 months</w:t>
-      </w:r>
-    </w:p>
-    <w:p>
-      <w:pPr>
-        <w:spacing w:after="0" w:before="0"/>
-      </w:pPr>
-      <w:r>
-        <w:rPr>
-          <w:b w:val="0"/>
-          <w:sz w:val="22"/>
-        </w:rPr>
-        <w:t>(d) 1 month</w:t>
-      </w:r>
-    </w:p>
-    <w:p>
-      <w:pPr>
-        <w:spacing w:after="0" w:before="40"/>
-      </w:pPr>
-      <w:r>
-        <w:rPr>
-          <w:b/>
-          <w:sz w:val="22"/>
-        </w:rPr>
-        <w:t>Answer: b</w:t>
-      </w:r>
-    </w:p>
-    <w:p>
-      <w:pPr>
-        <w:spacing w:after="0" w:before="0"/>
-      </w:pPr>
-      <w:r>
-        <w:rPr>
-          <w:b w:val="0"/>
-          <w:sz w:val="21"/>
-        </w:rPr>
-        <w:t>Solution: Depot medroxyprogesterone acetate is injectable progestin that provides highly effective, private, three-month-long, reversible contraception, administered intramuscularly within 5 days of cycle in a dose of 150 mg every 3 months (WHO 4 months) or 300 mg every 6 months, which suppresses ovulation and thickens cervical mucus that also helps keep sperm from ovum. DC Dutta's textbook of Obstetrics. P. 628</w:t>
-      </w:r>
-    </w:p>
-    <w:p>
-      <w:pPr>
-        <w:spacing w:after="0" w:before="0"/>
-      </w:pPr>
-      <w:r>
-        <w:rPr>
-          <w:b w:val="0"/>
-          <w:sz w:val="20"/>
-        </w:rPr>
-        <w:t>Positive Marks: 1</w:t>
-      </w:r>
-    </w:p>
-    <w:p>
-      <w:pPr>
-        <w:spacing w:after="160" w:before="0"/>
-      </w:pPr>
-      <w:r>
-        <w:rPr>
-          <w:b w:val="0"/>
-          <w:sz w:val="20"/>
-        </w:rPr>
-        <w:t>Negative Marks: 0.25</w:t>
-      </w:r>
-    </w:p>
-    <w:p>
-      <w:pPr>
-        <w:spacing w:after="20" w:before="120"/>
-      </w:pPr>
-      <w:r>
-        <w:rPr>
-          <w:b/>
-          <w:sz w:val="22"/>
-        </w:rPr>
-        <w:t>Question: Which one of the following first line drug used to managepost-resuscitation hypotension?</w:t>
-      </w:r>
-    </w:p>
-    <w:p>
-      <w:pPr>
-        <w:spacing w:after="0" w:before="0"/>
-      </w:pPr>
-      <w:r>
-        <w:rPr>
-          <w:b w:val="0"/>
-          <w:sz w:val="22"/>
-        </w:rPr>
-        <w:t>(a) ADR</w:t>
-      </w:r>
-    </w:p>
-    <w:p>
-      <w:pPr>
-        <w:spacing w:after="0" w:before="0"/>
-      </w:pPr>
-      <w:r>
-        <w:rPr>
-          <w:b w:val="0"/>
-          <w:sz w:val="22"/>
-        </w:rPr>
-        <w:t>(b) NORAD</w:t>
-      </w:r>
-    </w:p>
-    <w:p>
-      <w:pPr>
-        <w:spacing w:after="0" w:before="0"/>
-      </w:pPr>
-      <w:r>
-        <w:rPr>
-          <w:b w:val="0"/>
-          <w:sz w:val="22"/>
-        </w:rPr>
-        <w:t>(c) Dopamine</w:t>
-      </w:r>
-    </w:p>
-    <w:p>
-      <w:pPr>
-        <w:spacing w:after="0" w:before="0"/>
-      </w:pPr>
-      <w:r>
-        <w:rPr>
-          <w:b w:val="0"/>
-          <w:sz w:val="22"/>
-        </w:rPr>
-        <w:t>(d) IV Fluid</w:t>
-      </w:r>
-    </w:p>
-    <w:p>
-      <w:pPr>
-        <w:spacing w:after="0" w:before="40"/>
-      </w:pPr>
-      <w:r>
-        <w:rPr>
-          <w:b/>
-          <w:sz w:val="22"/>
-        </w:rPr>
-        <w:t>Answer: d</w:t>
-      </w:r>
-    </w:p>
-    <w:p>
-      <w:pPr>
-        <w:spacing w:after="0" w:before="0"/>
-      </w:pPr>
-      <w:r>
-        <w:rPr>
-          <w:b w:val="0"/>
-          <w:sz w:val="21"/>
-        </w:rPr>
-        <w:t>Solution: The first-line drug used to manage post-resuscitation hypotension is IV fluid (option D). Post-resuscitation hypotension refers to low blood pressure that can occur following successful resuscitation efforts after cardiac arrest or other life-threatening events. The immediate goal in managing post-resuscitation hypotension is to restore and maintain adequate blood pressure to ensure sufficient perfusion to vital organs. IV fluid administration is typically the first intervention, as it helps to increase intravascular volume and improve cardiac output. This initial fluid resuscitation aims to optimize organ perfusion and restore blood pressure.</w:t>
-      </w:r>
-    </w:p>
-    <w:p>
-      <w:pPr>
-        <w:spacing w:after="0" w:before="0"/>
-      </w:pPr>
-      <w:r>
-        <w:rPr>
-          <w:b w:val="0"/>
-          <w:sz w:val="20"/>
-        </w:rPr>
-        <w:t>Positive Marks: 1</w:t>
-      </w:r>
-    </w:p>
-    <w:p>
-      <w:pPr>
-        <w:spacing w:after="160" w:before="0"/>
-      </w:pPr>
-      <w:r>
-        <w:rPr>
-          <w:b w:val="0"/>
-          <w:sz w:val="20"/>
-        </w:rPr>
-        <w:t>Negative Marks: 0.25</w:t>
-      </w:r>
-    </w:p>
-    <w:p>
-      <w:pPr>
-        <w:spacing w:after="20" w:before="120"/>
-      </w:pPr>
-      <w:r>
-        <w:rPr>
-          <w:b/>
-          <w:sz w:val="22"/>
-        </w:rPr>
-        <w:t>Question: After a road traffic accident (RTA), a patient arrives at the emergency department with massive blood loss. Which color of cannula should a prudent nurse use to administer a large amount of fluid or blood?</w:t>
-      </w:r>
-    </w:p>
-    <w:p>
-      <w:pPr>
-        <w:spacing w:after="0" w:before="0"/>
-      </w:pPr>
-      <w:r>
-        <w:rPr>
-          <w:b w:val="0"/>
-          <w:sz w:val="22"/>
-        </w:rPr>
-        <w:t>(a) Grey</w:t>
-      </w:r>
-    </w:p>
-    <w:p>
-      <w:pPr>
-        <w:spacing w:after="0" w:before="0"/>
-      </w:pPr>
-      <w:r>
-        <w:rPr>
-          <w:b w:val="0"/>
-          <w:sz w:val="22"/>
-        </w:rPr>
-        <w:t>(b) Green</w:t>
-      </w:r>
-    </w:p>
-    <w:p>
-      <w:pPr>
-        <w:spacing w:after="0" w:before="0"/>
-      </w:pPr>
-      <w:r>
-        <w:rPr>
-          <w:b w:val="0"/>
-          <w:sz w:val="22"/>
-        </w:rPr>
-        <w:t>(c) Blue</w:t>
-      </w:r>
-    </w:p>
-    <w:p>
-      <w:pPr>
-        <w:spacing w:after="0" w:before="0"/>
-      </w:pPr>
-      <w:r>
-        <w:rPr>
-          <w:b w:val="0"/>
-          <w:sz w:val="22"/>
-        </w:rPr>
-        <w:t>(d) Pink</w:t>
-      </w:r>
-    </w:p>
-    <w:p>
-      <w:pPr>
-        <w:spacing w:after="0" w:before="40"/>
-      </w:pPr>
-      <w:r>
-        <w:rPr>
-          <w:b/>
-          <w:sz w:val="22"/>
-        </w:rPr>
-        <w:t>Answer: a</w:t>
-      </w:r>
-    </w:p>
-    <w:p>
-      <w:pPr>
-        <w:spacing w:after="0" w:before="0"/>
-      </w:pPr>
-      <w:r>
-        <w:rPr>
-          <w:b w:val="0"/>
-          <w:sz w:val="21"/>
-        </w:rPr>
-        <w:t>Solution: In the case of a patient arriving at the emergency department with massive blood loss after a road traffic accident (RTA), a prudent nurse should use a large-bore cannula, typically colored grey (option a), to administer a large amount of fluid or blood. A large-bore cannula allows for the rapid and efficient administration of fluids or blood products to address the patient's critical condition. The larger diameter of the cannula facilitates the flow of fluids and helps replace the lost volume more quickly. Prompt and appropriate fluid resuscitation is crucial in managing patients with significant blood loss to stabilize their condition and restore circulating volume.</w:t>
-      </w:r>
-    </w:p>
-    <w:p>
-      <w:pPr>
-        <w:spacing w:after="0" w:before="0"/>
-      </w:pPr>
-      <w:r>
-        <w:rPr>
-          <w:b w:val="0"/>
-          <w:sz w:val="20"/>
-        </w:rPr>
-        <w:t>Positive Marks: 1</w:t>
-      </w:r>
-    </w:p>
-    <w:p>
-      <w:pPr>
-        <w:spacing w:after="160" w:before="0"/>
-      </w:pPr>
-      <w:r>
-        <w:rPr>
-          <w:b w:val="0"/>
-          <w:sz w:val="20"/>
-        </w:rPr>
-        <w:t>Negative Marks: 0.25</w:t>
-      </w:r>
-    </w:p>
-    <w:p>
-      <w:pPr>
-        <w:spacing w:after="20" w:before="120"/>
-      </w:pPr>
-      <w:r>
-        <w:rPr>
-          <w:b/>
-          <w:sz w:val="22"/>
-        </w:rPr>
-        <w:t>Question: Which disease is not included in national vector bornedisease control program?</w:t>
-      </w:r>
-    </w:p>
-    <w:p>
-      <w:pPr>
-        <w:spacing w:after="0" w:before="0"/>
-      </w:pPr>
-      <w:r>
-        <w:rPr>
-          <w:b w:val="0"/>
-          <w:sz w:val="22"/>
-        </w:rPr>
-        <w:t>(a) Plague</w:t>
-      </w:r>
-    </w:p>
-    <w:p>
-      <w:pPr>
-        <w:spacing w:after="0" w:before="0"/>
-      </w:pPr>
-      <w:r>
-        <w:rPr>
-          <w:b w:val="0"/>
-          <w:sz w:val="22"/>
-        </w:rPr>
-        <w:t>(b) Dengue</w:t>
-      </w:r>
-    </w:p>
-    <w:p>
-      <w:pPr>
-        <w:spacing w:after="0" w:before="0"/>
-      </w:pPr>
-      <w:r>
-        <w:rPr>
-          <w:b w:val="0"/>
-          <w:sz w:val="22"/>
-        </w:rPr>
-        <w:t>(c) Chikungunya</w:t>
-      </w:r>
-    </w:p>
-    <w:p>
-      <w:pPr>
-        <w:spacing w:after="0" w:before="0"/>
-      </w:pPr>
-      <w:r>
-        <w:rPr>
-          <w:b w:val="0"/>
-          <w:sz w:val="22"/>
-        </w:rPr>
-        <w:t>(d) Malaria</w:t>
-      </w:r>
-    </w:p>
-    <w:p>
-      <w:pPr>
-        <w:spacing w:after="0" w:before="40"/>
-      </w:pPr>
-      <w:r>
-        <w:rPr>
-          <w:b/>
-          <w:sz w:val="22"/>
-        </w:rPr>
-        <w:t>Answer: a</w:t>
-      </w:r>
-    </w:p>
-    <w:p>
-      <w:pPr>
-        <w:spacing w:after="0" w:before="0"/>
-      </w:pPr>
-      <w:r>
-        <w:rPr>
-          <w:b w:val="0"/>
-          <w:sz w:val="21"/>
-        </w:rPr>
-        <w:t>Solution: Plague is not included in the national vector-borne disease control program (option A). The national vector-borne disease control programs typically focus on diseases that are transmitted to humans through vectors such as mosquitoes, ticks, and flies. These programs aim to prevent, control, and manage diseases such as malaria, dengue fever, chikungunya, and other mosquito-borne diseases. Plague, on the other hand, is primarily transmitted through fleas that infest rodents, and it is not commonly included in the scope of national vector-borne disease control programs. Plague control strategies usually involve specific interventions targeted at rodent and flea control to prevent outbreaks and minimize the risk of transmission to humans.</w:t>
-      </w:r>
-    </w:p>
-    <w:p>
-      <w:pPr>
-        <w:spacing w:after="0" w:before="0"/>
-      </w:pPr>
-      <w:r>
-        <w:rPr>
-          <w:b w:val="0"/>
-          <w:sz w:val="20"/>
-        </w:rPr>
-        <w:t>Positive Marks: 1</w:t>
-      </w:r>
-    </w:p>
-    <w:p>
-      <w:pPr>
-        <w:spacing w:after="160" w:before="0"/>
-      </w:pPr>
-      <w:r>
-        <w:rPr>
-          <w:b w:val="0"/>
-          <w:sz w:val="20"/>
-        </w:rPr>
-        <w:t>Negative Marks: 0.25</w:t>
-      </w:r>
-    </w:p>
-    <w:p>
-      <w:pPr>
-        <w:spacing w:after="20" w:before="120"/>
-      </w:pPr>
-      <w:r>
-        <w:rPr>
-          <w:b/>
-          <w:sz w:val="22"/>
-        </w:rPr>
-        <w:t>Question: What is the compression to ventilation ratio in infant during neonatal resuscitation?</w:t>
-      </w:r>
-    </w:p>
-    <w:p>
-      <w:pPr>
-        <w:spacing w:after="0" w:before="0"/>
-      </w:pPr>
-      <w:r>
-        <w:rPr>
-          <w:b w:val="0"/>
-          <w:sz w:val="22"/>
-        </w:rPr>
-        <w:t>(a) 1:3</w:t>
-      </w:r>
-    </w:p>
-    <w:p>
-      <w:pPr>
-        <w:spacing w:after="0" w:before="0"/>
-      </w:pPr>
-      <w:r>
-        <w:rPr>
-          <w:b w:val="0"/>
-          <w:sz w:val="22"/>
-        </w:rPr>
-        <w:t>(b) 15:2</w:t>
-      </w:r>
-    </w:p>
-    <w:p>
-      <w:pPr>
-        <w:spacing w:after="0" w:before="0"/>
-      </w:pPr>
-      <w:r>
-        <w:rPr>
-          <w:b w:val="0"/>
-          <w:sz w:val="22"/>
-        </w:rPr>
-        <w:t>(c) 1:5</w:t>
-      </w:r>
-    </w:p>
-    <w:p>
-      <w:pPr>
-        <w:spacing w:after="0" w:before="0"/>
-      </w:pPr>
-      <w:r>
-        <w:rPr>
-          <w:b w:val="0"/>
-          <w:sz w:val="22"/>
-        </w:rPr>
-        <w:t>(d) 3:1</w:t>
-      </w:r>
-    </w:p>
-    <w:p>
-      <w:pPr>
-        <w:spacing w:after="0" w:before="40"/>
-      </w:pPr>
-      <w:r>
-        <w:rPr>
-          <w:b/>
-          <w:sz w:val="22"/>
-        </w:rPr>
-        <w:t>Answer: d</w:t>
-      </w:r>
-    </w:p>
-    <w:p>
-      <w:pPr>
-        <w:spacing w:after="0" w:before="0"/>
-      </w:pPr>
-      <w:r>
-        <w:rPr>
-          <w:b w:val="0"/>
-          <w:sz w:val="21"/>
-        </w:rPr>
-        <w:t>Solution: The compression to ventilation ratio in infants during neonatal resuscitation is 3:1 (option a). This means that for every three chest compressions, one ventilation (breath) is administered. Neonatal resuscitation is performed to assist newborns who are not breathing or have inadequate breathing at birth. The coordinated sequence of chest compressions and ventilations helps maintain oxygenation and circulation until the newborn can breathe spontaneously or receive advanced medical care. Understanding the appropriate compression to ventilation ratio is essential for healthcare providers involved in neonatal resuscitation to ensure effective and timely intervention.</w:t>
-      </w:r>
-    </w:p>
-    <w:p>
-      <w:pPr>
-        <w:spacing w:after="0" w:before="0"/>
-      </w:pPr>
-      <w:r>
-        <w:rPr>
-          <w:b w:val="0"/>
-          <w:sz w:val="20"/>
-        </w:rPr>
-        <w:t>Positive Marks: 1</w:t>
-      </w:r>
-    </w:p>
-    <w:p>
-      <w:pPr>
-        <w:spacing w:after="160" w:before="0"/>
-      </w:pPr>
-      <w:r>
-        <w:rPr>
-          <w:b w:val="0"/>
-          <w:sz w:val="20"/>
-        </w:rPr>
-        <w:t>Negative Marks: 0.25</w:t>
-      </w:r>
-    </w:p>
-    <w:p>
-      <w:pPr>
-        <w:spacing w:after="20" w:before="120"/>
-      </w:pPr>
-      <w:r>
-        <w:rPr>
-          <w:b/>
-          <w:sz w:val="22"/>
-        </w:rPr>
-        <w:t>Question: Stunting refers to:</w:t>
-      </w:r>
-    </w:p>
-    <w:p>
-      <w:pPr>
-        <w:spacing w:after="0" w:before="0"/>
-      </w:pPr>
-      <w:r>
-        <w:rPr>
-          <w:b w:val="0"/>
-          <w:sz w:val="22"/>
-        </w:rPr>
-        <w:t>(a) Low weight than what is appropriate for a certain age</w:t>
-      </w:r>
-    </w:p>
-    <w:p>
-      <w:pPr>
-        <w:spacing w:after="0" w:before="0"/>
-      </w:pPr>
-      <w:r>
-        <w:rPr>
-          <w:b w:val="0"/>
-          <w:sz w:val="22"/>
-        </w:rPr>
-        <w:t>(b) Low BMI</w:t>
-      </w:r>
-    </w:p>
-    <w:p>
-      <w:pPr>
-        <w:spacing w:after="0" w:before="0"/>
-      </w:pPr>
-      <w:r>
-        <w:rPr>
-          <w:b w:val="0"/>
-          <w:sz w:val="22"/>
-        </w:rPr>
-        <w:t>(c) Low height than what is appropriate for a certain age</w:t>
-      </w:r>
-    </w:p>
-    <w:p>
-      <w:pPr>
-        <w:spacing w:after="0" w:before="0"/>
-      </w:pPr>
-      <w:r>
-        <w:rPr>
-          <w:b w:val="0"/>
-          <w:sz w:val="22"/>
-        </w:rPr>
-        <w:t>(d) Low weight than what is appropriate for a certain height</w:t>
-      </w:r>
-    </w:p>
-    <w:p>
-      <w:pPr>
-        <w:spacing w:after="0" w:before="40"/>
-      </w:pPr>
-      <w:r>
-        <w:rPr>
-          <w:b/>
-          <w:sz w:val="22"/>
-        </w:rPr>
-        <w:t>Answer: c</w:t>
-      </w:r>
-    </w:p>
-    <w:p>
-      <w:pPr>
-        <w:spacing w:after="0" w:before="0"/>
-      </w:pPr>
-      <w:r>
-        <w:rPr>
-          <w:b w:val="0"/>
-          <w:sz w:val="21"/>
-        </w:rPr>
-        <w:t>Solution: Stunting refers to low height for age - chronic (long-term) malnutrition.</w:t>
-      </w:r>
-    </w:p>
-    <w:p>
-      <w:pPr>
-        <w:spacing w:after="0" w:before="0"/>
-      </w:pPr>
-      <w:r>
-        <w:rPr>
-          <w:b w:val="0"/>
-          <w:sz w:val="20"/>
-        </w:rPr>
-        <w:t>Positive Marks: 1</w:t>
-      </w:r>
-    </w:p>
-    <w:p>
-      <w:pPr>
-        <w:spacing w:after="160" w:before="0"/>
-      </w:pPr>
-      <w:r>
-        <w:rPr>
-          <w:b w:val="0"/>
-          <w:sz w:val="20"/>
-        </w:rPr>
-        <w:t>Negative Marks: 0.25</w:t>
-      </w:r>
-    </w:p>
-    <w:p>
-      <w:pPr>
-        <w:spacing w:after="20" w:before="120"/>
-      </w:pPr>
-      <w:r>
-        <w:rPr>
-          <w:b/>
-          <w:sz w:val="22"/>
-        </w:rPr>
-        <w:t>Question: The reason for polyurea is best defined as:</w:t>
-      </w:r>
-    </w:p>
-    <w:p>
-      <w:pPr>
-        <w:spacing w:after="0" w:before="0"/>
-      </w:pPr>
-      <w:r>
-        <w:rPr>
-          <w:b w:val="0"/>
-          <w:sz w:val="22"/>
-        </w:rPr>
-        <w:t>(a) Diminished ability of the kidneys to concentrate the urine</w:t>
-      </w:r>
-    </w:p>
-    <w:p>
-      <w:pPr>
-        <w:spacing w:after="0" w:before="0"/>
-      </w:pPr>
-      <w:r>
-        <w:rPr>
-          <w:b w:val="0"/>
-          <w:sz w:val="22"/>
-        </w:rPr>
-        <w:t>(b) Lack of urine formation</w:t>
-      </w:r>
-    </w:p>
-    <w:p>
-      <w:pPr>
-        <w:spacing w:after="0" w:before="0"/>
-      </w:pPr>
-      <w:r>
-        <w:rPr>
-          <w:b w:val="0"/>
-          <w:sz w:val="22"/>
-        </w:rPr>
-        <w:t>(c) Passing too much urine at night</w:t>
-      </w:r>
-    </w:p>
-    <w:p>
-      <w:pPr>
-        <w:spacing w:after="0" w:before="0"/>
-      </w:pPr>
-      <w:r>
-        <w:rPr>
-          <w:b w:val="0"/>
-          <w:sz w:val="22"/>
-        </w:rPr>
-        <w:t>(d) Dark colored urine</w:t>
-      </w:r>
-    </w:p>
-    <w:p>
-      <w:pPr>
-        <w:spacing w:after="0" w:before="40"/>
-      </w:pPr>
-      <w:r>
-        <w:rPr>
-          <w:b/>
-          <w:sz w:val="22"/>
-        </w:rPr>
-        <w:t>Answer: a</w:t>
-      </w:r>
-    </w:p>
-    <w:p>
-      <w:pPr>
-        <w:spacing w:after="0" w:before="0"/>
-      </w:pPr>
-      <w:r>
-        <w:rPr>
-          <w:b w:val="0"/>
-          <w:sz w:val="21"/>
-        </w:rPr>
-        <w:t>Solution: Polyuria is best defined as the diminished ability of the kidneys to concentrate urine, producing excessive urine output.</w:t>
-      </w:r>
-    </w:p>
-    <w:p>
-      <w:pPr>
-        <w:spacing w:after="0" w:before="0"/>
-      </w:pPr>
-      <w:r>
-        <w:rPr>
-          <w:b w:val="0"/>
-          <w:sz w:val="20"/>
-        </w:rPr>
-        <w:t>Positive Marks: 1</w:t>
-      </w:r>
-    </w:p>
-    <w:p>
-      <w:pPr>
-        <w:spacing w:after="160" w:before="0"/>
-      </w:pPr>
-      <w:r>
-        <w:rPr>
-          <w:b w:val="0"/>
-          <w:sz w:val="20"/>
-        </w:rPr>
-        <w:t>Negative Marks: 0.25</w:t>
-      </w:r>
-    </w:p>
-    <w:p>
-      <w:pPr>
-        <w:spacing w:after="20" w:before="120"/>
-      </w:pPr>
-      <w:r>
-        <w:rPr>
-          <w:b/>
-          <w:sz w:val="22"/>
-        </w:rPr>
-        <w:t>Question: A patient in the post-op area after having a right side mastectomy. What should be the priority care for this patient?</w:t>
-      </w:r>
-    </w:p>
-    <w:p>
-      <w:pPr>
-        <w:spacing w:after="0" w:before="0"/>
-      </w:pPr>
-      <w:r>
-        <w:rPr>
-          <w:b w:val="0"/>
-          <w:sz w:val="22"/>
-        </w:rPr>
-        <w:t>(a) Take BP from left side</w:t>
-      </w:r>
-    </w:p>
-    <w:p>
-      <w:pPr>
-        <w:spacing w:after="0" w:before="0"/>
-      </w:pPr>
-      <w:r>
-        <w:rPr>
-          <w:b w:val="0"/>
-          <w:sz w:val="22"/>
-        </w:rPr>
-        <w:t>(b) Attach pulse oximetry on left side</w:t>
-      </w:r>
-    </w:p>
-    <w:p>
-      <w:pPr>
-        <w:spacing w:after="0" w:before="0"/>
-      </w:pPr>
-      <w:r>
-        <w:rPr>
-          <w:b w:val="0"/>
-          <w:sz w:val="22"/>
-        </w:rPr>
-        <w:t>(c) Attach pulse oximetry on right side</w:t>
-      </w:r>
-    </w:p>
-    <w:p>
-      <w:pPr>
-        <w:spacing w:after="0" w:before="0"/>
-      </w:pPr>
-      <w:r>
-        <w:rPr>
-          <w:b w:val="0"/>
-          <w:sz w:val="22"/>
-        </w:rPr>
-        <w:t>(d) Take BP from right side</w:t>
-      </w:r>
-    </w:p>
-    <w:p>
-      <w:pPr>
-        <w:spacing w:after="0" w:before="40"/>
-      </w:pPr>
-      <w:r>
-        <w:rPr>
-          <w:b/>
-          <w:sz w:val="22"/>
-        </w:rPr>
-        <w:t>Answer: a</w:t>
-      </w:r>
-    </w:p>
-    <w:p>
-      <w:pPr>
-        <w:spacing w:after="0" w:before="0"/>
-      </w:pPr>
-      <w:r>
-        <w:rPr>
-          <w:b w:val="0"/>
-          <w:sz w:val="21"/>
-        </w:rPr>
-        <w:t>Solution: After right-sided mastectomy, BP is taken from the left side (right arm is at risk of lymphoedema).</w:t>
-      </w:r>
-    </w:p>
-    <w:p>
-      <w:pPr>
-        <w:spacing w:after="0" w:before="0"/>
-      </w:pPr>
-      <w:r>
-        <w:rPr>
-          <w:b w:val="0"/>
-          <w:sz w:val="20"/>
-        </w:rPr>
-        <w:t>Positive Marks: 1</w:t>
-      </w:r>
-    </w:p>
-    <w:p>
-      <w:pPr>
-        <w:spacing w:after="160" w:before="0"/>
-      </w:pPr>
-      <w:r>
-        <w:rPr>
-          <w:b w:val="0"/>
-          <w:sz w:val="20"/>
-        </w:rPr>
-        <w:t>Negative Marks: 0.25</w:t>
-      </w:r>
-    </w:p>
-    <w:p>
-      <w:pPr>
-        <w:spacing w:after="20" w:before="120"/>
-      </w:pPr>
-      <w:r>
-        <w:rPr>
-          <w:b/>
-          <w:sz w:val="22"/>
-        </w:rPr>
-        <w:t>Question: The causative bacterial pathogen of Lyme disease transmitted by Ixodes ticks is</w:t>
-      </w:r>
-    </w:p>
-    <w:p>
-      <w:pPr>
-        <w:spacing w:after="0" w:before="0"/>
-      </w:pPr>
-      <w:r>
-        <w:rPr>
-          <w:b w:val="0"/>
-          <w:sz w:val="22"/>
-        </w:rPr>
-        <w:t>(a) Trypanosoma brucei</w:t>
-      </w:r>
-    </w:p>
-    <w:p>
-      <w:pPr>
-        <w:spacing w:after="0" w:before="0"/>
-      </w:pPr>
-      <w:r>
-        <w:rPr>
-          <w:b w:val="0"/>
-          <w:sz w:val="22"/>
-        </w:rPr>
-        <w:t>(b) Borrelia burgdorferi</w:t>
-      </w:r>
-    </w:p>
-    <w:p>
-      <w:pPr>
-        <w:spacing w:after="0" w:before="0"/>
-      </w:pPr>
-      <w:r>
-        <w:rPr>
-          <w:b w:val="0"/>
-          <w:sz w:val="22"/>
-        </w:rPr>
-        <w:t>(c) Alphavirus</w:t>
-      </w:r>
-    </w:p>
-    <w:p>
-      <w:pPr>
-        <w:spacing w:after="0" w:before="0"/>
-      </w:pPr>
-      <w:r>
-        <w:rPr>
-          <w:b w:val="0"/>
-          <w:sz w:val="22"/>
-        </w:rPr>
-        <w:t>(d) Rickettsia prowazekii</w:t>
-      </w:r>
-    </w:p>
-    <w:p>
-      <w:pPr>
-        <w:spacing w:after="0" w:before="40"/>
-      </w:pPr>
-      <w:r>
-        <w:rPr>
-          <w:b/>
-          <w:sz w:val="22"/>
-        </w:rPr>
-        <w:t>Answer: b</w:t>
-      </w:r>
-    </w:p>
-    <w:p>
-      <w:pPr>
-        <w:spacing w:after="0" w:before="0"/>
-      </w:pPr>
-      <w:r>
-        <w:rPr>
-          <w:b w:val="0"/>
-          <w:sz w:val="21"/>
-        </w:rPr>
-        <w:t>Solution: Lyme disease is a spirochetal infection caused by Borrelia burgdorferi transmitted by Ixodes tick bites.</w:t>
-      </w:r>
-    </w:p>
-    <w:p>
-      <w:pPr>
-        <w:spacing w:after="0" w:before="0"/>
-      </w:pPr>
-      <w:r>
-        <w:rPr>
-          <w:b w:val="0"/>
-          <w:sz w:val="20"/>
-        </w:rPr>
-        <w:t>Positive Marks: 1</w:t>
-      </w:r>
-    </w:p>
-    <w:p>
-      <w:pPr>
-        <w:spacing w:after="160" w:before="0"/>
-      </w:pPr>
-      <w:r>
-        <w:rPr>
-          <w:b w:val="0"/>
-          <w:sz w:val="20"/>
-        </w:rPr>
-        <w:t>Negative Marks: 0.25</w:t>
-      </w:r>
-    </w:p>
-    <w:p>
-      <w:pPr>
-        <w:spacing w:after="20" w:before="120"/>
-      </w:pPr>
-      <w:r>
-        <w:rPr>
-          <w:b/>
-          <w:sz w:val="22"/>
-        </w:rPr>
-        <w:t>Question: According to the National Immunization Schedule, the first dose of OPV is given:</w:t>
-      </w:r>
-    </w:p>
-    <w:p>
-      <w:pPr>
-        <w:spacing w:after="0" w:before="0"/>
-      </w:pPr>
-      <w:r>
-        <w:rPr>
-          <w:b w:val="0"/>
-          <w:sz w:val="22"/>
-        </w:rPr>
-        <w:t>(a) At 6 weeks</w:t>
-      </w:r>
-    </w:p>
-    <w:p>
-      <w:pPr>
-        <w:spacing w:after="0" w:before="0"/>
-      </w:pPr>
-      <w:r>
-        <w:rPr>
-          <w:b w:val="0"/>
-          <w:sz w:val="22"/>
-        </w:rPr>
-        <w:t>(b) At birth</w:t>
-      </w:r>
-    </w:p>
-    <w:p>
-      <w:pPr>
-        <w:spacing w:after="0" w:before="0"/>
-      </w:pPr>
-      <w:r>
-        <w:rPr>
-          <w:b w:val="0"/>
-          <w:sz w:val="22"/>
-        </w:rPr>
-        <w:t>(c) At 9 months</w:t>
-      </w:r>
-    </w:p>
-    <w:p>
-      <w:pPr>
-        <w:spacing w:after="0" w:before="0"/>
-      </w:pPr>
-      <w:r>
-        <w:rPr>
-          <w:b w:val="0"/>
-          <w:sz w:val="22"/>
-        </w:rPr>
-        <w:t>(d) At 16-24 months</w:t>
-      </w:r>
-    </w:p>
-    <w:p>
-      <w:pPr>
-        <w:spacing w:after="0" w:before="40"/>
-      </w:pPr>
-      <w:r>
-        <w:rPr>
-          <w:b/>
-          <w:sz w:val="22"/>
-        </w:rPr>
-        <w:t>Answer: b</w:t>
-      </w:r>
-    </w:p>
-    <w:p>
-      <w:pPr>
-        <w:spacing w:after="0" w:before="0"/>
-      </w:pPr>
-      <w:r>
-        <w:rPr>
-          <w:b w:val="0"/>
-          <w:sz w:val="21"/>
-        </w:rPr>
-        <w:t>Solution: OPV-0 (zero dose) is given at birth, followed by OPV 1, 2, 3 at 6, 10 and 14 weeks.</w:t>
-      </w:r>
-    </w:p>
-    <w:p>
-      <w:pPr>
-        <w:spacing w:after="0" w:before="0"/>
-      </w:pPr>
-      <w:r>
-        <w:rPr>
-          <w:b w:val="0"/>
-          <w:sz w:val="20"/>
-        </w:rPr>
-        <w:t>Positive Marks: 1</w:t>
-      </w:r>
-    </w:p>
-    <w:p>
-      <w:pPr>
-        <w:spacing w:after="160" w:before="0"/>
-      </w:pPr>
-      <w:r>
-        <w:rPr>
-          <w:b w:val="0"/>
-          <w:sz w:val="20"/>
-        </w:rPr>
-        <w:t>Negative Marks: 0.25</w:t>
-      </w:r>
-    </w:p>
-    <w:p>
-      <w:pPr>
-        <w:spacing w:after="20" w:before="120"/>
-      </w:pPr>
-      <w:r>
-        <w:rPr>
-          <w:b/>
-          <w:sz w:val="22"/>
-        </w:rPr>
-        <w:t>Question: What is the recommended temperature range for storing DPT vaccine?</w:t>
-      </w:r>
-    </w:p>
-    <w:p>
-      <w:pPr>
-        <w:spacing w:after="0" w:before="0"/>
-      </w:pPr>
-      <w:r>
-        <w:rPr>
-          <w:b w:val="0"/>
-          <w:sz w:val="22"/>
-        </w:rPr>
-        <w:t>(a) 2°C to 8°C</w:t>
-      </w:r>
-    </w:p>
-    <w:p>
-      <w:pPr>
-        <w:spacing w:after="0" w:before="0"/>
-      </w:pPr>
-      <w:r>
-        <w:rPr>
-          <w:b w:val="0"/>
-          <w:sz w:val="22"/>
-        </w:rPr>
-        <w:t>(b) At room temperature</w:t>
-      </w:r>
-    </w:p>
-    <w:p>
-      <w:pPr>
-        <w:spacing w:after="0" w:before="0"/>
-      </w:pPr>
-      <w:r>
-        <w:rPr>
-          <w:b w:val="0"/>
-          <w:sz w:val="22"/>
-        </w:rPr>
-        <w:t>(c) 0°C to 2°C</w:t>
-      </w:r>
-    </w:p>
-    <w:p>
-      <w:pPr>
-        <w:spacing w:after="0" w:before="0"/>
-      </w:pPr>
-      <w:r>
-        <w:rPr>
-          <w:b w:val="0"/>
-          <w:sz w:val="22"/>
-        </w:rPr>
-        <w:t>(d) 16°C to 22°C</w:t>
-      </w:r>
-    </w:p>
-    <w:p>
-      <w:pPr>
-        <w:spacing w:after="0" w:before="40"/>
-      </w:pPr>
-      <w:r>
-        <w:rPr>
-          <w:b/>
-          <w:sz w:val="22"/>
-        </w:rPr>
-        <w:t>Answer: a</w:t>
-      </w:r>
-    </w:p>
-    <w:p>
-      <w:pPr>
-        <w:spacing w:after="0" w:before="0"/>
-      </w:pPr>
-      <w:r>
-        <w:rPr>
-          <w:b w:val="0"/>
-          <w:sz w:val="21"/>
-        </w:rPr>
-        <w:t>Solution: The recommended temperature range for storing DPT vaccine is 2°C to 8°C. This temperature range is necessary to ensure that the vaccine remains stable and effective. Vaccines that are exposed to temperatures outside of the recommended range can lose their potency and may not be effective in preventing diseases. Therefore, it is important to store vaccines, including DPT vaccine, in a temperature-controlled environment, such as a refrigerator.</w:t>
-      </w:r>
-    </w:p>
-    <w:p>
-      <w:pPr>
-        <w:spacing w:after="0" w:before="0"/>
-      </w:pPr>
-      <w:r>
-        <w:rPr>
-          <w:b w:val="0"/>
-          <w:sz w:val="20"/>
-        </w:rPr>
-        <w:t>Positive Marks: 1</w:t>
-      </w:r>
-    </w:p>
-    <w:p>
-      <w:pPr>
-        <w:spacing w:after="160" w:before="0"/>
-      </w:pPr>
-      <w:r>
-        <w:rPr>
-          <w:b w:val="0"/>
-          <w:sz w:val="20"/>
-        </w:rPr>
-        <w:t>Negative Marks: 0.25</w:t>
-      </w:r>
-    </w:p>
-    <w:p>
-      <w:pPr>
-        <w:spacing w:after="20" w:before="120"/>
-      </w:pPr>
-      <w:r>
-        <w:rPr>
-          <w:b/>
-          <w:sz w:val="22"/>
-        </w:rPr>
-        <w:t>Question: The ideal time to collect a midstream urine specimen is:</w:t>
-      </w:r>
-    </w:p>
-    <w:p>
-      <w:pPr>
-        <w:spacing w:after="0" w:before="0"/>
-      </w:pPr>
-      <w:r>
-        <w:rPr>
-          <w:b w:val="0"/>
-          <w:sz w:val="22"/>
-        </w:rPr>
-        <w:t>(a) Early morning (first void)</w:t>
-      </w:r>
-    </w:p>
-    <w:p>
-      <w:pPr>
-        <w:spacing w:after="0" w:before="0"/>
-      </w:pPr>
-      <w:r>
-        <w:rPr>
-          <w:b w:val="0"/>
-          <w:sz w:val="22"/>
-        </w:rPr>
-        <w:t>(b) After exercise</w:t>
-      </w:r>
-    </w:p>
-    <w:p>
-      <w:pPr>
-        <w:spacing w:after="0" w:before="0"/>
-      </w:pPr>
-      <w:r>
-        <w:rPr>
-          <w:b w:val="0"/>
-          <w:sz w:val="22"/>
-        </w:rPr>
-        <w:t>(c) Before sleep</w:t>
-      </w:r>
-    </w:p>
-    <w:p>
-      <w:pPr>
-        <w:spacing w:after="0" w:before="0"/>
-      </w:pPr>
-      <w:r>
-        <w:rPr>
-          <w:b w:val="0"/>
-          <w:sz w:val="22"/>
-        </w:rPr>
-        <w:t>(d) After meals</w:t>
-      </w:r>
-    </w:p>
-    <w:p>
-      <w:pPr>
-        <w:spacing w:after="0" w:before="40"/>
-      </w:pPr>
-      <w:r>
-        <w:rPr>
-          <w:b/>
-          <w:sz w:val="22"/>
-        </w:rPr>
-        <w:t>Answer: a</w:t>
-      </w:r>
-    </w:p>
-    <w:p>
-      <w:pPr>
-        <w:spacing w:after="0" w:before="0"/>
-      </w:pPr>
-      <w:r>
-        <w:rPr>
-          <w:b w:val="0"/>
-          <w:sz w:val="21"/>
-        </w:rPr>
-        <w:t>Solution: Early-morning first-void urine is most concentrated and gives the most reliable culture results.</w:t>
-      </w:r>
-    </w:p>
-    <w:p>
-      <w:pPr>
-        <w:spacing w:after="0" w:before="0"/>
-      </w:pPr>
-      <w:r>
-        <w:rPr>
-          <w:b w:val="0"/>
-          <w:sz w:val="20"/>
-        </w:rPr>
-        <w:t>Positive Marks: 1</w:t>
-      </w:r>
-    </w:p>
-    <w:p>
-      <w:pPr>
-        <w:spacing w:after="160" w:before="0"/>
-      </w:pPr>
-      <w:r>
-        <w:rPr>
-          <w:b w:val="0"/>
-          <w:sz w:val="20"/>
-        </w:rPr>
-        <w:t>Negative Marks: 0.25</w:t>
-      </w:r>
-    </w:p>
-    <w:p>
-      <w:pPr>
-        <w:spacing w:after="20" w:before="120"/>
-      </w:pPr>
-      <w:r>
-        <w:rPr>
-          <w:b/>
-          <w:sz w:val="22"/>
-        </w:rPr>
-        <w:t>Question: ASHA in "A" stands for?</w:t>
-      </w:r>
-    </w:p>
-    <w:p>
-      <w:pPr>
-        <w:spacing w:after="0" w:before="0"/>
-      </w:pPr>
-      <w:r>
-        <w:rPr>
-          <w:b w:val="0"/>
-          <w:sz w:val="22"/>
-        </w:rPr>
-        <w:t>(a) Actor</w:t>
-      </w:r>
-    </w:p>
-    <w:p>
-      <w:pPr>
-        <w:spacing w:after="0" w:before="0"/>
-      </w:pPr>
-      <w:r>
-        <w:rPr>
-          <w:b w:val="0"/>
-          <w:sz w:val="22"/>
-        </w:rPr>
-        <w:t>(b) Automised</w:t>
-      </w:r>
-    </w:p>
-    <w:p>
-      <w:pPr>
-        <w:spacing w:after="0" w:before="0"/>
-      </w:pPr>
-      <w:r>
-        <w:rPr>
-          <w:b w:val="0"/>
-          <w:sz w:val="22"/>
-        </w:rPr>
-        <w:t>(c) Accesary</w:t>
-      </w:r>
-    </w:p>
-    <w:p>
-      <w:pPr>
-        <w:spacing w:after="0" w:before="0"/>
-      </w:pPr>
-      <w:r>
-        <w:rPr>
-          <w:b w:val="0"/>
-          <w:sz w:val="22"/>
-        </w:rPr>
-        <w:t>(d) Accredited</w:t>
-      </w:r>
-    </w:p>
-    <w:p>
-      <w:pPr>
-        <w:spacing w:after="0" w:before="40"/>
-      </w:pPr>
-      <w:r>
-        <w:rPr>
-          <w:b/>
-          <w:sz w:val="22"/>
-        </w:rPr>
-        <w:t>Answer: d</w:t>
-      </w:r>
-    </w:p>
-    <w:p>
-      <w:pPr>
-        <w:spacing w:after="0" w:before="0"/>
-      </w:pPr>
-      <w:r>
-        <w:rPr>
-          <w:b w:val="0"/>
-          <w:sz w:val="21"/>
-        </w:rPr>
-        <w:t>Solution: ASHA stands for Accredited Social Health Activist, a community health volunteer under the National Rural Health Mission.</w:t>
-      </w:r>
-    </w:p>
-    <w:p>
-      <w:pPr>
-        <w:spacing w:after="0" w:before="0"/>
-      </w:pPr>
-      <w:r>
-        <w:rPr>
-          <w:b w:val="0"/>
-          <w:sz w:val="20"/>
-        </w:rPr>
-        <w:t>Positive Marks: 1</w:t>
-      </w:r>
-    </w:p>
-    <w:p>
-      <w:pPr>
-        <w:spacing w:after="160" w:before="0"/>
-      </w:pPr>
-      <w:r>
-        <w:rPr>
-          <w:b w:val="0"/>
-          <w:sz w:val="20"/>
-        </w:rPr>
-        <w:t>Negative Marks: 0.25</w:t>
-      </w:r>
-    </w:p>
-    <w:p>
-      <w:pPr>
-        <w:spacing w:after="20" w:before="120"/>
-      </w:pPr>
-      <w:r>
-        <w:rPr>
-          <w:b/>
-          <w:sz w:val="22"/>
-        </w:rPr>
-        <w:t>Question: Which of the following vaccine should not be frozen and should be discarded If frozen?</w:t>
-      </w:r>
-    </w:p>
-    <w:p>
-      <w:pPr>
-        <w:spacing w:after="0" w:before="0"/>
-      </w:pPr>
-      <w:r>
-        <w:rPr>
-          <w:b w:val="0"/>
-          <w:sz w:val="22"/>
-        </w:rPr>
-        <w:t>(a) OPV</w:t>
-      </w:r>
-    </w:p>
-    <w:p>
-      <w:pPr>
-        <w:spacing w:after="0" w:before="0"/>
-      </w:pPr>
-      <w:r>
-        <w:rPr>
-          <w:b w:val="0"/>
-          <w:sz w:val="22"/>
-        </w:rPr>
-        <w:t>(b) Measles</w:t>
-      </w:r>
-    </w:p>
-    <w:p>
-      <w:pPr>
-        <w:spacing w:after="0" w:before="0"/>
-      </w:pPr>
-      <w:r>
-        <w:rPr>
-          <w:b w:val="0"/>
-          <w:sz w:val="22"/>
-        </w:rPr>
-        <w:t>(c) DPT</w:t>
-      </w:r>
-    </w:p>
-    <w:p>
-      <w:pPr>
-        <w:spacing w:after="0" w:before="0"/>
-      </w:pPr>
-      <w:r>
-        <w:rPr>
-          <w:b w:val="0"/>
-          <w:sz w:val="22"/>
-        </w:rPr>
-        <w:t>(d) MMR</w:t>
-      </w:r>
-    </w:p>
-    <w:p>
-      <w:pPr>
-        <w:spacing w:after="0" w:before="40"/>
-      </w:pPr>
-      <w:r>
-        <w:rPr>
-          <w:b/>
-          <w:sz w:val="22"/>
-        </w:rPr>
-        <w:t>Answer: c</w:t>
-      </w:r>
-    </w:p>
-    <w:p>
-      <w:pPr>
-        <w:spacing w:after="0" w:before="0"/>
-      </w:pPr>
-      <w:r>
-        <w:rPr>
-          <w:b w:val="0"/>
-          <w:sz w:val="21"/>
-        </w:rPr>
-        <w:t>Solution: The DPT (Diphtheria, Pertussis, and Tetanus) vaccine should not be frozen, and if frozen, it should be discarded. Vaccines are temperature-sensitive biological products that require proper storage and handling to maintain their efficacy and safety. Freezing the DPT vaccine can denature the antigens and render the vaccine ineffective. Therefore, it is crucial to store the DPT vaccine at the recommended temperature range between 2°C and 8°C (36°F and 46°F). Vaccines should be protected from freezing temperatures, as well as excessive heat, to ensure their potency. Proper vaccine storage and handling guidelines should be followed to maintain the integrity of vaccines and maximize their effectiveness.</w:t>
-      </w:r>
-    </w:p>
-    <w:p>
-      <w:pPr>
-        <w:spacing w:after="0" w:before="0"/>
-      </w:pPr>
-      <w:r>
-        <w:rPr>
-          <w:b w:val="0"/>
-          <w:sz w:val="20"/>
-        </w:rPr>
-        <w:t>Positive Marks: 1</w:t>
-      </w:r>
-    </w:p>
-    <w:p>
-      <w:pPr>
-        <w:spacing w:after="160" w:before="0"/>
-      </w:pPr>
-      <w:r>
-        <w:rPr>
-          <w:b w:val="0"/>
-          <w:sz w:val="20"/>
-        </w:rPr>
-        <w:t>Negative Marks: 0.25</w:t>
-      </w:r>
-    </w:p>
-    <w:p>
-      <w:pPr>
-        <w:spacing w:after="20" w:before="120"/>
-      </w:pPr>
-      <w:r>
-        <w:rPr>
-          <w:b/>
-          <w:sz w:val="22"/>
-        </w:rPr>
-        <w:t>Question: Which of the following is an absolute contraindication for liver biopsy in children? Live Biopsy in children</w:t>
-      </w:r>
-    </w:p>
-    <w:p>
-      <w:pPr>
-        <w:spacing w:after="0" w:before="0"/>
-      </w:pPr>
-      <w:r>
-        <w:rPr>
-          <w:b w:val="0"/>
-          <w:sz w:val="22"/>
-        </w:rPr>
-        <w:t>(a) Bleeding</w:t>
-      </w:r>
-    </w:p>
-    <w:p>
-      <w:pPr>
-        <w:spacing w:after="0" w:before="0"/>
-      </w:pPr>
-      <w:r>
-        <w:rPr>
-          <w:b w:val="0"/>
-          <w:sz w:val="22"/>
-        </w:rPr>
-        <w:t>(b) Pneumothorax</w:t>
-      </w:r>
-    </w:p>
-    <w:p>
-      <w:pPr>
-        <w:spacing w:after="0" w:before="0"/>
-      </w:pPr>
-      <w:r>
-        <w:rPr>
-          <w:b w:val="0"/>
-          <w:sz w:val="22"/>
-        </w:rPr>
-        <w:t>(c) Tumour in liver</w:t>
-      </w:r>
-    </w:p>
-    <w:p>
-      <w:pPr>
-        <w:spacing w:after="0" w:before="0"/>
-      </w:pPr>
-      <w:r>
-        <w:rPr>
-          <w:b w:val="0"/>
-          <w:sz w:val="22"/>
-        </w:rPr>
-        <w:t>(d) Coagulopathy</w:t>
-      </w:r>
-    </w:p>
-    <w:p>
-      <w:pPr>
-        <w:spacing w:after="0" w:before="40"/>
-      </w:pPr>
-      <w:r>
-        <w:rPr>
-          <w:b/>
-          <w:sz w:val="22"/>
-        </w:rPr>
-        <w:t>Answer: d</w:t>
-      </w:r>
-    </w:p>
-    <w:p>
-      <w:pPr>
-        <w:spacing w:after="0" w:before="0"/>
-      </w:pPr>
-      <w:r>
-        <w:rPr>
-          <w:b w:val="0"/>
-          <w:sz w:val="21"/>
-        </w:rPr>
-        <w:t>Solution: Liver biopsy is a relatively safe procedure, but certain conditions may increase the risk of complications. Absolute contraindications for liver biopsy in children include severe coagulopathy, uncontrolled bleeding disorders, and suspected malignant lesions with a high risk of needle tract seeding. Before performing the procedure, it is essential to evaluate the patient's medical history, coagulation profile, and imaging findings to determine the risk-benefit ratio.</w:t>
-      </w:r>
-    </w:p>
-    <w:p>
-      <w:pPr>
-        <w:spacing w:after="0" w:before="0"/>
-      </w:pPr>
-      <w:r>
-        <w:rPr>
-          <w:b w:val="0"/>
-          <w:sz w:val="20"/>
-        </w:rPr>
-        <w:t>Positive Marks: 1</w:t>
-      </w:r>
-    </w:p>
-    <w:p>
-      <w:pPr>
-        <w:spacing w:after="160" w:before="0"/>
-      </w:pPr>
-      <w:r>
-        <w:rPr>
-          <w:b w:val="0"/>
-          <w:sz w:val="20"/>
-        </w:rPr>
-        <w:t>Negative Marks: 0.25</w:t>
-      </w:r>
-    </w:p>
-    <w:p>
-      <w:pPr>
-        <w:spacing w:after="20" w:before="120"/>
-      </w:pPr>
-      <w:r>
-        <w:rPr>
-          <w:b/>
-          <w:sz w:val="22"/>
-        </w:rPr>
-        <w:t>Question: The earliest sign of hypovolaemic shock is:</w:t>
-      </w:r>
-    </w:p>
-    <w:p>
-      <w:pPr>
-        <w:spacing w:after="0" w:before="0"/>
-      </w:pPr>
-      <w:r>
-        <w:rPr>
-          <w:b w:val="0"/>
-          <w:sz w:val="22"/>
-        </w:rPr>
-        <w:t>(a) Oliguria</w:t>
-      </w:r>
-    </w:p>
-    <w:p>
-      <w:pPr>
-        <w:spacing w:after="0" w:before="0"/>
-      </w:pPr>
-      <w:r>
-        <w:rPr>
-          <w:b w:val="0"/>
-          <w:sz w:val="22"/>
-        </w:rPr>
-        <w:t>(b) Cyanosis</w:t>
-      </w:r>
-    </w:p>
-    <w:p>
-      <w:pPr>
-        <w:spacing w:after="0" w:before="0"/>
-      </w:pPr>
-      <w:r>
-        <w:rPr>
-          <w:b w:val="0"/>
-          <w:sz w:val="22"/>
-        </w:rPr>
-        <w:t>(c) Falling blood pressure</w:t>
-      </w:r>
-    </w:p>
-    <w:p>
-      <w:pPr>
-        <w:spacing w:after="0" w:before="0"/>
-      </w:pPr>
-      <w:r>
-        <w:rPr>
-          <w:b w:val="0"/>
-          <w:sz w:val="22"/>
-        </w:rPr>
-        <w:t>(d) Tachycardia</w:t>
-      </w:r>
-    </w:p>
-    <w:p>
-      <w:pPr>
-        <w:spacing w:after="0" w:before="40"/>
-      </w:pPr>
-      <w:r>
-        <w:rPr>
-          <w:b/>
-          <w:sz w:val="22"/>
-        </w:rPr>
-        <w:t>Answer: d</w:t>
-      </w:r>
-    </w:p>
-    <w:p>
-      <w:pPr>
-        <w:spacing w:after="0" w:before="0"/>
-      </w:pPr>
-      <w:r>
-        <w:rPr>
-          <w:b w:val="0"/>
-          <w:sz w:val="21"/>
-        </w:rPr>
-        <w:t>Solution: Tachycardia is an early compensatory sign of hypovolaemia; hypotension appears later.</w:t>
-      </w:r>
-    </w:p>
-    <w:p>
-      <w:pPr>
-        <w:spacing w:after="0" w:before="0"/>
-      </w:pPr>
-      <w:r>
-        <w:rPr>
-          <w:b w:val="0"/>
-          <w:sz w:val="20"/>
-        </w:rPr>
-        <w:t>Positive Marks: 1</w:t>
-      </w:r>
-    </w:p>
-    <w:p>
-      <w:pPr>
-        <w:spacing w:after="160" w:before="0"/>
-      </w:pPr>
-      <w:r>
-        <w:rPr>
-          <w:b w:val="0"/>
-          <w:sz w:val="20"/>
-        </w:rPr>
-        <w:t>Negative Marks: 0.25</w:t>
-      </w:r>
-    </w:p>
-    <w:p>
-      <w:pPr>
-        <w:spacing w:after="20" w:before="120"/>
-      </w:pPr>
-      <w:r>
-        <w:rPr>
-          <w:b/>
-          <w:sz w:val="22"/>
-        </w:rPr>
-        <w:t>Question: Which is an example of a tocolytic agent?</w:t>
-      </w:r>
-    </w:p>
-    <w:p>
-      <w:pPr>
-        <w:spacing w:after="0" w:before="0"/>
-      </w:pPr>
-      <w:r>
-        <w:rPr>
-          <w:b w:val="0"/>
-          <w:sz w:val="22"/>
-        </w:rPr>
-        <w:t>(a) MgSO4</w:t>
-      </w:r>
-    </w:p>
-    <w:p>
-      <w:pPr>
-        <w:spacing w:after="0" w:before="0"/>
-      </w:pPr>
-      <w:r>
-        <w:rPr>
-          <w:b w:val="0"/>
-          <w:sz w:val="22"/>
-        </w:rPr>
-        <w:t>(b) Ergot`s derivatives</w:t>
-      </w:r>
-    </w:p>
-    <w:p>
-      <w:pPr>
-        <w:spacing w:after="0" w:before="0"/>
-      </w:pPr>
-      <w:r>
-        <w:rPr>
-          <w:b w:val="0"/>
-          <w:sz w:val="22"/>
-        </w:rPr>
-        <w:t>(c) Oxytocin</w:t>
-      </w:r>
-    </w:p>
-    <w:p>
-      <w:pPr>
-        <w:spacing w:after="0" w:before="0"/>
-      </w:pPr>
-      <w:r>
-        <w:rPr>
-          <w:b w:val="0"/>
-          <w:sz w:val="22"/>
-        </w:rPr>
-        <w:t>(d) Phenergan</w:t>
-      </w:r>
-    </w:p>
-    <w:p>
-      <w:pPr>
-        <w:spacing w:after="0" w:before="40"/>
-      </w:pPr>
-      <w:r>
-        <w:rPr>
-          <w:b/>
-          <w:sz w:val="22"/>
-        </w:rPr>
-        <w:t>Answer: c</w:t>
-      </w:r>
-    </w:p>
-    <w:p>
-      <w:pPr>
-        <w:spacing w:after="0" w:before="0"/>
-      </w:pPr>
-      <w:r>
-        <w:rPr>
-          <w:b w:val="0"/>
-          <w:sz w:val="21"/>
-        </w:rPr>
-        <w:t>Solution: Tocolytics are medications used to delay or stop premature labor (labor that starts before 37 weeks of pregnancy). They work by reducing contractions of the uterus and helping to prevent the cervix from dilation soon. Magnesium sulfate is often used to treat preeclampsia, a serious complication of pregnancy that can lead to premature labor, it can also be used as a tocolytic to delay labor. It acts by competitive inhibition to calcium ion either at the motor end plate at the cell membrane reducing calcium influx Decreases acetylcholine release and its sensitivity at the motor end plate. Direct depressant action on the uterine muscle. Other tocolytic agents are: Calcium channel blockers (nifedipine, verapamil), Betamimetics (Terbutaline), Oxytocin antagonists (Atosiban). DC Dutta's textbook of Obstetrics. P. 367</w:t>
-      </w:r>
-    </w:p>
-    <w:p>
-      <w:pPr>
-        <w:spacing w:after="0" w:before="0"/>
-      </w:pPr>
-      <w:r>
-        <w:rPr>
-          <w:b w:val="0"/>
-          <w:sz w:val="20"/>
-        </w:rPr>
-        <w:t>Positive Marks: 1</w:t>
-      </w:r>
-    </w:p>
-    <w:p>
-      <w:pPr>
-        <w:spacing w:after="160" w:before="0"/>
-      </w:pPr>
-      <w:r>
-        <w:rPr>
-          <w:b w:val="0"/>
-          <w:sz w:val="20"/>
-        </w:rPr>
-        <w:t>Negative Marks: 0.25</w:t>
-      </w:r>
-    </w:p>
-    <w:p>
-      <w:pPr>
-        <w:spacing w:after="20" w:before="120"/>
-      </w:pPr>
-      <w:r>
-        <w:rPr>
-          <w:b/>
-          <w:sz w:val="22"/>
-        </w:rPr>
-        <w:t>Question: The first step in the nursing process is:</w:t>
-      </w:r>
-    </w:p>
-    <w:p>
-      <w:pPr>
-        <w:spacing w:after="0" w:before="0"/>
-      </w:pPr>
-      <w:r>
-        <w:rPr>
-          <w:b w:val="0"/>
-          <w:sz w:val="22"/>
-        </w:rPr>
-        <w:t>(a) Planning</w:t>
-      </w:r>
-    </w:p>
-    <w:p>
-      <w:pPr>
-        <w:spacing w:after="0" w:before="0"/>
-      </w:pPr>
-      <w:r>
-        <w:rPr>
-          <w:b w:val="0"/>
-          <w:sz w:val="22"/>
-        </w:rPr>
-        <w:t>(b) Assessment</w:t>
-      </w:r>
-    </w:p>
-    <w:p>
-      <w:pPr>
-        <w:spacing w:after="0" w:before="0"/>
-      </w:pPr>
-      <w:r>
-        <w:rPr>
-          <w:b w:val="0"/>
-          <w:sz w:val="22"/>
-        </w:rPr>
-        <w:t>(c) Evaluation</w:t>
-      </w:r>
-    </w:p>
-    <w:p>
-      <w:pPr>
-        <w:spacing w:after="0" w:before="0"/>
-      </w:pPr>
-      <w:r>
-        <w:rPr>
-          <w:b w:val="0"/>
-          <w:sz w:val="22"/>
-        </w:rPr>
-        <w:t>(d) Implementation</w:t>
-      </w:r>
-    </w:p>
-    <w:p>
-      <w:pPr>
-        <w:spacing w:after="0" w:before="40"/>
-      </w:pPr>
-      <w:r>
-        <w:rPr>
-          <w:b/>
-          <w:sz w:val="22"/>
-        </w:rPr>
-        <w:t>Answer: b</w:t>
-      </w:r>
-    </w:p>
-    <w:p>
-      <w:pPr>
-        <w:spacing w:after="0" w:before="0"/>
-      </w:pPr>
-      <w:r>
-        <w:rPr>
-          <w:b w:val="0"/>
-          <w:sz w:val="21"/>
-        </w:rPr>
-        <w:t>Solution: The nursing process begins with assessment - collection of data about the patient's health status.</w:t>
-      </w:r>
-    </w:p>
-    <w:p>
-      <w:pPr>
-        <w:spacing w:after="0" w:before="0"/>
-      </w:pPr>
-      <w:r>
-        <w:rPr>
-          <w:b w:val="0"/>
-          <w:sz w:val="20"/>
-        </w:rPr>
-        <w:t>Positive Marks: 1</w:t>
-      </w:r>
-    </w:p>
-    <w:p>
-      <w:pPr>
-        <w:spacing w:after="160" w:before="0"/>
-      </w:pPr>
-      <w:r>
-        <w:rPr>
-          <w:b w:val="0"/>
-          <w:sz w:val="20"/>
-        </w:rPr>
-        <w:t>Negative Marks: 0.25</w:t>
+      <w:r>
+        <w:t xml:space="preserve">Question: The normal hemoglobin level of an adult male is approximately</w:t>
+      </w:r>
+    </w:p>
+    <w:p>
+      <w:r>
+        <w:t xml:space="preserve">(a) 7-9 g/dL</w:t>
+      </w:r>
+    </w:p>
+    <w:p>
+      <w:r>
+        <w:t xml:space="preserve">(b) 13-17 g/dL</w:t>
+      </w:r>
+    </w:p>
+    <w:p>
+      <w:r>
+        <w:t xml:space="preserve">(c) 20-24 g/dL</w:t>
+      </w:r>
+    </w:p>
+    <w:p>
+      <w:r>
+        <w:t xml:space="preserve">(d) 3-5 g/dL</w:t>
+      </w:r>
+    </w:p>
+    <w:p>
+      <w:r>
+        <w:t xml:space="preserve">Answer: b</w:t>
+      </w:r>
+    </w:p>
+    <w:p>
+      <w:r>
+        <w:t xml:space="preserve">Solution: ✅ Correct Answer: b</w:t>
+      </w:r>
+    </w:p>
+    <w:p>
+      <w:r>
+        <w:t xml:space="preserve">🧠 Clinical Rationale: Normal adult male hemoglobin is 13-17 g/dL and 12-15 g/dL in females; values below these ranges indicate anemia.</w:t>
+      </w:r>
+    </w:p>
+    <w:p>
+      <w:r>
+        <w:t xml:space="preserve">❌ Why Not Other Options?</w:t>
+      </w:r>
+    </w:p>
+    <w:p>
+      <w:r>
+        <w:t xml:space="preserve">(a) — 7-9 g/dL is severe anemia — transfusion territory.</w:t>
+      </w:r>
+    </w:p>
+    <w:p>
+      <w:r>
+        <w:t xml:space="preserve">(c) — 20-24 g/dL is polycythemia.</w:t>
+      </w:r>
+    </w:p>
+    <w:p>
+      <w:r>
+        <w:t xml:space="preserve">(d) — 3-5 g/dL is incompatible with life.</w:t>
+      </w:r>
+    </w:p>
+    <w:p>
+      <w:r>
+        <w:t xml:space="preserve">⚠️ Exam Trap: "Hb: male 13-17, female 12-15, severe anemia &lt; 8 (transfusion threshold)" — the gender split is a standard labs question.</w:t>
+      </w:r>
+    </w:p>
+    <w:p>
+      <w:r>
+        <w:t xml:space="preserve">💎 PNC Pearl: "Male 13-17, female 12-15 — the two-normal Hb ladder is a must-know."</w:t>
+      </w:r>
+    </w:p>
+    <w:p>
+      <w:r>
+        <w:t xml:space="preserve">Positive Marks: 1</w:t>
+      </w:r>
+    </w:p>
+    <w:p>
+      <w:r>
+        <w:t xml:space="preserve">Negative Marks: 0.25</w:t>
+      </w:r>
+    </w:p>
+    <w:p>
+      <w:r>
+        <w:t xml:space="preserve"/>
+      </w:r>
+    </w:p>
+    <w:p>
+      <w:r>
+        <w:t xml:space="preserve">Question: Rectal temperature measurement is contraindicated in a patient who has had</w:t>
+      </w:r>
+    </w:p>
+    <w:p>
+      <w:r>
+        <w:t xml:space="preserve">(a) Recent rectal or anal surgery</w:t>
+      </w:r>
+    </w:p>
+    <w:p>
+      <w:r>
+        <w:t xml:space="preserve">(b) Oral surgery</w:t>
+      </w:r>
+    </w:p>
+    <w:p>
+      <w:r>
+        <w:t xml:space="preserve">(c) Ear surgery</w:t>
+      </w:r>
+    </w:p>
+    <w:p>
+      <w:r>
+        <w:t xml:space="preserve">(d) Eye surgery</w:t>
+      </w:r>
+    </w:p>
+    <w:p>
+      <w:r>
+        <w:t xml:space="preserve">Answer: a</w:t>
+      </w:r>
+    </w:p>
+    <w:p>
+      <w:r>
+        <w:t xml:space="preserve">Solution: ✅ Correct Answer: a</w:t>
+      </w:r>
+    </w:p>
+    <w:p>
+      <w:r>
+        <w:t xml:space="preserve">🧠 Clinical Rationale: Rectal thermometry is avoided after rectal or anal surgery, in diarrhea, and in neutropenic or recent cardiac patients — it risks injury, bleeding, and infection.</w:t>
+      </w:r>
+    </w:p>
+    <w:p>
+      <w:r>
+        <w:t xml:space="preserve">❌ Why Not Other Options?</w:t>
+      </w:r>
+    </w:p>
+    <w:p>
+      <w:r>
+        <w:t xml:space="preserve">(b) — Oral surgery does not contraindicate the rectal route (though oral temp itself is avoided).</w:t>
+      </w:r>
+    </w:p>
+    <w:p>
+      <w:r>
+        <w:t xml:space="preserve">(c) — Ear surgery is unrelated to the rectal route.</w:t>
+      </w:r>
+    </w:p>
+    <w:p>
+      <w:r>
+        <w:t xml:space="preserve">(d) — Eye surgery is unrelated.</w:t>
+      </w:r>
+    </w:p>
+    <w:p>
+      <w:r>
+        <w:t xml:space="preserve">⚠️ Exam Trap: "No rectal temp after rectal surgery, diarrhea, or in neutropenia" — the contraindication list is a standard fundamentals question.</w:t>
+      </w:r>
+    </w:p>
+    <w:p>
+      <w:r>
+        <w:t xml:space="preserve">💎 PNC Pearl: "Rectal route: skip it after rectal surgery, in diarrhea, and in low-immunity patients."</w:t>
+      </w:r>
+    </w:p>
+    <w:p>
+      <w:r>
+        <w:t xml:space="preserve">Positive Marks: 1</w:t>
+      </w:r>
+    </w:p>
+    <w:p>
+      <w:r>
+        <w:t xml:space="preserve">Negative Marks: 0.25</w:t>
+      </w:r>
+    </w:p>
+    <w:p>
+      <w:r>
+        <w:t xml:space="preserve"/>
+      </w:r>
+    </w:p>
+    <w:p>
+      <w:r>
+        <w:t xml:space="preserve">Question: A patient with myasthenia gravis is most likely to present with</w:t>
+      </w:r>
+    </w:p>
+    <w:p>
+      <w:r>
+        <w:t xml:space="preserve">(a) Weakness of muscles, ptosis and difficulty chewing or swallowing</w:t>
+      </w:r>
+    </w:p>
+    <w:p>
+      <w:r>
+        <w:t xml:space="preserve">(b) Exophthalmos and weight loss</w:t>
+      </w:r>
+    </w:p>
+    <w:p>
+      <w:r>
+        <w:t xml:space="preserve">(c) Moon face and buffalo hump</w:t>
+      </w:r>
+    </w:p>
+    <w:p>
+      <w:r>
+        <w:t xml:space="preserve">(d) Polyuria and polydipsia</w:t>
+      </w:r>
+    </w:p>
+    <w:p>
+      <w:r>
+        <w:t xml:space="preserve">Answer: a</w:t>
+      </w:r>
+    </w:p>
+    <w:p>
+      <w:r>
+        <w:t xml:space="preserve">Solution: ✅ Correct Answer: a</w:t>
+      </w:r>
+    </w:p>
+    <w:p>
+      <w:r>
+        <w:t xml:space="preserve">🧠 Clinical Rationale: Myasthenia gravis — an autoimmune attack on acetylcholine receptors — causes fluctuating muscle weakness: drooping eyelids (ptosis), double vision, and difficulty chewing, swallowing, and speaking, worse with fatigue.</w:t>
+      </w:r>
+    </w:p>
+    <w:p>
+      <w:r>
+        <w:t xml:space="preserve">❌ Why Not Other Options?</w:t>
+      </w:r>
+    </w:p>
+    <w:p>
+      <w:r>
+        <w:t xml:space="preserve">(b) — Exophthalmos with weight loss is hyperthyroidism.</w:t>
+      </w:r>
+    </w:p>
+    <w:p>
+      <w:r>
+        <w:t xml:space="preserve">(c) — Moon face and buffalo hump are Cushing's syndrome.</w:t>
+      </w:r>
+    </w:p>
+    <w:p>
+      <w:r>
+        <w:t xml:space="preserve">(d) — Polyuria and polydipsia are diabetes.</w:t>
+      </w:r>
+    </w:p>
+    <w:p>
+      <w:r>
+        <w:t xml:space="preserve">⚠️ Exam Trap: "Ptosis + weakness that worsens by evening = myasthenia." Contrast myasthenia (weakness, flaccid) with multiple sclerosis (spasticity).</w:t>
+      </w:r>
+    </w:p>
+    <w:p>
+      <w:r>
+        <w:t xml:space="preserve">💎 PNC Pearl: "Droopy eyelids + tired muscles by evening = myasthenia gravis — the acetylcholine battery runs down."</w:t>
+      </w:r>
+    </w:p>
+    <w:p>
+      <w:r>
+        <w:t xml:space="preserve">Positive Marks: 1</w:t>
+      </w:r>
+    </w:p>
+    <w:p>
+      <w:r>
+        <w:t xml:space="preserve">Negative Marks: 0.25</w:t>
+      </w:r>
+    </w:p>
+    <w:p>
+      <w:r>
+        <w:t xml:space="preserve"/>
+      </w:r>
+    </w:p>
+    <w:p>
+      <w:r>
+        <w:t xml:space="preserve">Question: Ballottement, felt during pregnancy, is classified as a</w:t>
+      </w:r>
+    </w:p>
+    <w:p>
+      <w:r>
+        <w:t xml:space="preserve">(a) Probable sign of pregnancy</w:t>
+      </w:r>
+    </w:p>
+    <w:p>
+      <w:r>
+        <w:t xml:space="preserve">(b) Positive sign of pregnancy</w:t>
+      </w:r>
+    </w:p>
+    <w:p>
+      <w:r>
+        <w:t xml:space="preserve">(c) Presumptive sign of pregnancy</w:t>
+      </w:r>
+    </w:p>
+    <w:p>
+      <w:r>
+        <w:t xml:space="preserve">(d) Sign of labor</w:t>
+      </w:r>
+    </w:p>
+    <w:p>
+      <w:r>
+        <w:t xml:space="preserve">Answer: a</w:t>
+      </w:r>
+    </w:p>
+    <w:p>
+      <w:r>
+        <w:t xml:space="preserve">Solution: ✅ Correct Answer: a</w:t>
+      </w:r>
+    </w:p>
+    <w:p>
+      <w:r>
+        <w:t xml:space="preserve">🧠 Clinical Rationale: Ballottement — the rebound of the fetus felt when the examiner taps it through the abdominal wall at 16-20 weeks — is a PROBABLE sign of pregnancy.</w:t>
+      </w:r>
+    </w:p>
+    <w:p>
+      <w:r>
+        <w:t xml:space="preserve">❌ Why Not Other Options?</w:t>
+      </w:r>
+    </w:p>
+    <w:p>
+      <w:r>
+        <w:t xml:space="preserve">(b) — Positive signs (fetal heart, ultrasound, fetal movement felt by the examiner) CONFIRM pregnancy.</w:t>
+      </w:r>
+    </w:p>
+    <w:p>
+      <w:r>
+        <w:t xml:space="preserve">(c) — Presumptive signs (nausea, amenorrhea, breast changes) only suggest pregnancy.</w:t>
+      </w:r>
+    </w:p>
+    <w:p>
+      <w:r>
+        <w:t xml:space="preserve">(d) — It is not a sign of labor.</w:t>
+      </w:r>
+    </w:p>
+    <w:p>
+      <w:r>
+        <w:t xml:space="preserve">⚠️ Exam Trap: Pregnancy sign levels — "presumptive = subjective (nausea); probable = objective but not confirmatory (ballottement, Hegar's, positive pregnancy test); positive = proof (FHR, ultrasound)."</w:t>
+      </w:r>
+    </w:p>
+    <w:p>
+      <w:r>
+        <w:t xml:space="preserve">💎 PNC Pearl: "Probable signs suggest strongly but don't prove — ballottement and Hegar's sit in that middle row."</w:t>
+      </w:r>
+    </w:p>
+    <w:p>
+      <w:r>
+        <w:t xml:space="preserve">Positive Marks: 1</w:t>
+      </w:r>
+    </w:p>
+    <w:p>
+      <w:r>
+        <w:t xml:space="preserve">Negative Marks: 0.25</w:t>
+      </w:r>
+    </w:p>
+    <w:p>
+      <w:r>
+        <w:t xml:space="preserve"/>
+      </w:r>
+    </w:p>
+    <w:p>
+      <w:r>
+        <w:t xml:space="preserve">Question: A child with severe dehydration (Plan C) should receive which intravenous fluid?</w:t>
+      </w:r>
+    </w:p>
+    <w:p>
+      <w:r>
+        <w:t xml:space="preserve">(a) Ringer's lactate</w:t>
+      </w:r>
+    </w:p>
+    <w:p>
+      <w:r>
+        <w:t xml:space="preserve">(b) 5% dextrose in water</w:t>
+      </w:r>
+    </w:p>
+    <w:p>
+      <w:r>
+        <w:t xml:space="preserve">(c) 0.45% saline</w:t>
+      </w:r>
+    </w:p>
+    <w:p>
+      <w:r>
+        <w:t xml:space="preserve">(d) Distilled water</w:t>
+      </w:r>
+    </w:p>
+    <w:p>
+      <w:r>
+        <w:t xml:space="preserve">Answer: a</w:t>
+      </w:r>
+    </w:p>
+    <w:p>
+      <w:r>
+        <w:t xml:space="preserve">Solution: ✅ Correct Answer: a</w:t>
+      </w:r>
+    </w:p>
+    <w:p>
+      <w:r>
+        <w:t xml:space="preserve">🧠 Clinical Rationale: Plan C treats severe dehydration with rapid IV isotonic Ringer's lactate (or normal saline) — 100 mL/kg over 3-6 hours depending on age.</w:t>
+      </w:r>
+    </w:p>
+    <w:p>
+      <w:r>
+        <w:t xml:space="preserve">❌ Why Not Other Options?</w:t>
+      </w:r>
+    </w:p>
+    <w:p>
+      <w:r>
+        <w:t xml:space="preserve">(b) — Dextrose water does not expand vascular volume.</w:t>
+      </w:r>
+    </w:p>
+    <w:p>
+      <w:r>
+        <w:t xml:space="preserve">(c) — Hypotonic saline is not used for rapid volume replacement.</w:t>
+      </w:r>
+    </w:p>
+    <w:p>
+      <w:r>
+        <w:t xml:space="preserve">(d) — Distilled water would cause hemolysis — never IV.</w:t>
+      </w:r>
+    </w:p>
+    <w:p>
+      <w:r>
+        <w:t xml:space="preserve">⚠️ Exam Trap: "Plan C = Ringer's lactate IV; Plan B = ORS; Plan A = home fluids" — the WHO plan-to-fluid match is a guaranteed child-health question.</w:t>
+      </w:r>
+    </w:p>
+    <w:p>
+      <w:r>
+        <w:t xml:space="preserve">💎 PNC Pearl: "Plan C fills the veins fast with Ringer's — ORS can't outrun shock."</w:t>
+      </w:r>
+    </w:p>
+    <w:p>
+      <w:r>
+        <w:t xml:space="preserve">Positive Marks: 1</w:t>
+      </w:r>
+    </w:p>
+    <w:p>
+      <w:r>
+        <w:t xml:space="preserve">Negative Marks: 0.25</w:t>
+      </w:r>
+    </w:p>
+    <w:p>
+      <w:r>
+        <w:t xml:space="preserve"/>
+      </w:r>
+    </w:p>
+    <w:p>
+      <w:r>
+        <w:t xml:space="preserve">Question: For a patient who reports hearing voices, the most therapeutic nursing response is to</w:t>
+      </w:r>
+    </w:p>
+    <w:p>
+      <w:r>
+        <w:t xml:space="preserve">(a) Acknowledge the feeling and orient the patient to reality</w:t>
+      </w:r>
+    </w:p>
+    <w:p>
+      <w:r>
+        <w:t xml:space="preserve">(b) Agree that the voices are real</w:t>
+      </w:r>
+    </w:p>
+    <w:p>
+      <w:r>
+        <w:t xml:space="preserve">(c) Tell the patient to obey the voices</w:t>
+      </w:r>
+    </w:p>
+    <w:p>
+      <w:r>
+        <w:t xml:space="preserve">(d) Isolate the patient without interaction</w:t>
+      </w:r>
+    </w:p>
+    <w:p>
+      <w:r>
+        <w:t xml:space="preserve">Answer: a</w:t>
+      </w:r>
+    </w:p>
+    <w:p>
+      <w:r>
+        <w:t xml:space="preserve">Solution: ✅ Correct Answer: a</w:t>
+      </w:r>
+    </w:p>
+    <w:p>
+      <w:r>
+        <w:t xml:space="preserve">🧠 Clinical Rationale: The nurse validates the patient's fear ("that sounds frightening"), avoids arguing about the hallucination, and gently reorients to reality — preserving trust without reinforcing the false perception.</w:t>
+      </w:r>
+    </w:p>
+    <w:p>
+      <w:r>
+        <w:t xml:space="preserve">❌ Why Not Other Options?</w:t>
+      </w:r>
+    </w:p>
+    <w:p>
+      <w:r>
+        <w:t xml:space="preserve">(b) — Agreeing reinforces the hallucination.</w:t>
+      </w:r>
+    </w:p>
+    <w:p>
+      <w:r>
+        <w:t xml:space="preserve">(c) — Telling the patient to obey the voices is dangerous.</w:t>
+      </w:r>
+    </w:p>
+    <w:p>
+      <w:r>
+        <w:t xml:space="preserve">(d) — Isolation abandons the patient and increases fear.</w:t>
+      </w:r>
+    </w:p>
+    <w:p>
+      <w:r>
+        <w:t xml:space="preserve">⚠️ Exam Trap: For hallucinations — "acknowledge the feeling, don't argue, don't agree, don't dwell on content." Redirect to safe, real activity.</w:t>
+      </w:r>
+    </w:p>
+    <w:p>
+      <w:r>
+        <w:t xml:space="preserve">💎 PNC Pearl: "Hear the fear, not the voices — validate the feeling, leave the hallucination alone."</w:t>
+      </w:r>
+    </w:p>
+    <w:p>
+      <w:r>
+        <w:t xml:space="preserve">Positive Marks: 1</w:t>
+      </w:r>
+    </w:p>
+    <w:p>
+      <w:r>
+        <w:t xml:space="preserve">Negative Marks: 0.25</w:t>
+      </w:r>
+    </w:p>
+    <w:p>
+      <w:r>
+        <w:t xml:space="preserve"/>
+      </w:r>
+    </w:p>
+    <w:p>
+      <w:r>
+        <w:t xml:space="preserve">Question: As per the Universal Immunization Programme, the OPV-0 dose is administered at</w:t>
+      </w:r>
+    </w:p>
+    <w:p>
+      <w:r>
+        <w:t xml:space="preserve">(a) Birth</w:t>
+      </w:r>
+    </w:p>
+    <w:p>
+      <w:r>
+        <w:t xml:space="preserve">(b) 6 weeks</w:t>
+      </w:r>
+    </w:p>
+    <w:p>
+      <w:r>
+        <w:t xml:space="preserve">(c) 9 months</w:t>
+      </w:r>
+    </w:p>
+    <w:p>
+      <w:r>
+        <w:t xml:space="preserve">(d) 5 years</w:t>
+      </w:r>
+    </w:p>
+    <w:p>
+      <w:r>
+        <w:t xml:space="preserve">Answer: a</w:t>
+      </w:r>
+    </w:p>
+    <w:p>
+      <w:r>
+        <w:t xml:space="preserve">Solution: ✅ Correct Answer: a</w:t>
+      </w:r>
+    </w:p>
+    <w:p>
+      <w:r>
+        <w:t xml:space="preserve">🧠 Clinical Rationale: OPV-0 is given at birth (or at first contact within the first 15 days), followed by OPV doses at 6, 10, and 14 weeks.</w:t>
+      </w:r>
+    </w:p>
+    <w:p>
+      <w:r>
+        <w:t xml:space="preserve">❌ Why Not Other Options?</w:t>
+      </w:r>
+    </w:p>
+    <w:p>
+      <w:r>
+        <w:t xml:space="preserve">(b) — 6 weeks starts the primary OPV series.</w:t>
+      </w:r>
+    </w:p>
+    <w:p>
+      <w:r>
+        <w:t xml:space="preserve">(c) — 9 months is measles (MR) vaccination time.</w:t>
+      </w:r>
+    </w:p>
+    <w:p>
+      <w:r>
+        <w:t xml:space="preserve">(d) — 5 years is a booster time, not OPV-0.</w:t>
+      </w:r>
+    </w:p>
+    <w:p>
+      <w:r>
+        <w:t xml:space="preserve">⚠️ Exam Trap: "Birth doses = BCG, OPV-0, HepB-0" — the birth trio; the '-0' suffix in the name is itself the clue.</w:t>
+      </w:r>
+    </w:p>
+    <w:p>
+      <w:r>
+        <w:t xml:space="preserve">💎 PNC Pearl: "OPV-0, BCG, HepB-0 — the three shots of the birthday."</w:t>
+      </w:r>
+    </w:p>
+    <w:p>
+      <w:r>
+        <w:t xml:space="preserve">Positive Marks: 1</w:t>
+      </w:r>
+    </w:p>
+    <w:p>
+      <w:r>
+        <w:t xml:space="preserve">Negative Marks: 0.25</w:t>
+      </w:r>
+    </w:p>
+    <w:p>
+      <w:r>
+        <w:t xml:space="preserve"/>
+      </w:r>
+    </w:p>
+    <w:p>
+      <w:r>
+        <w:t xml:space="preserve">Question: The drug of choice for terminating status epilepticus is</w:t>
+      </w:r>
+    </w:p>
+    <w:p>
+      <w:r>
+        <w:t xml:space="preserve">(a) Intravenous diazepam</w:t>
+      </w:r>
+    </w:p>
+    <w:p>
+      <w:r>
+        <w:t xml:space="preserve">(b) Oral paracetamol</w:t>
+      </w:r>
+    </w:p>
+    <w:p>
+      <w:r>
+        <w:t xml:space="preserve">(c) Intramuscular adrenaline</w:t>
+      </w:r>
+    </w:p>
+    <w:p>
+      <w:r>
+        <w:t xml:space="preserve">(d) Subcutaneous insulin</w:t>
+      </w:r>
+    </w:p>
+    <w:p>
+      <w:r>
+        <w:t xml:space="preserve">Answer: a</w:t>
+      </w:r>
+    </w:p>
+    <w:p>
+      <w:r>
+        <w:t xml:space="preserve">Solution: ✅ Correct Answer: a</w:t>
+      </w:r>
+    </w:p>
+    <w:p>
+      <w:r>
+        <w:t xml:space="preserve">🧠 Clinical Rationale: IV diazepam (or lorazepam) is the first-line drug to stop status epilepticus — given slowly with respiratory monitoring because it can depress breathing.</w:t>
+      </w:r>
+    </w:p>
+    <w:p>
+      <w:r>
+        <w:t xml:space="preserve">❌ Why Not Other Options?</w:t>
+      </w:r>
+    </w:p>
+    <w:p>
+      <w:r>
+        <w:t xml:space="preserve">(b) — Paracetamol is an antipyretic, not an anticonvulsant.</w:t>
+      </w:r>
+    </w:p>
+    <w:p>
+      <w:r>
+        <w:t xml:space="preserve">(c) — Adrenaline treats anaphylaxis.</w:t>
+      </w:r>
+    </w:p>
+    <w:p>
+      <w:r>
+        <w:t xml:space="preserve">(d) — Insulin lowers glucose, irrelevant here.</w:t>
+      </w:r>
+    </w:p>
+    <w:p>
+      <w:r>
+        <w:t xml:space="preserve">⚠️ Exam Trap: "Status epilepticus = IV benzodiazepines (diazepam/lorazepam) first, then phenytoin." Never give anything by mouth during a seizure.</w:t>
+      </w:r>
+    </w:p>
+    <w:p>
+      <w:r>
+        <w:t xml:space="preserve">💎 PNC Pearl: "Status = seizure that won't stop — diazepam IV stops it, then watch the breathing."</w:t>
+      </w:r>
+    </w:p>
+    <w:p>
+      <w:r>
+        <w:t xml:space="preserve">Positive Marks: 1</w:t>
+      </w:r>
+    </w:p>
+    <w:p>
+      <w:r>
+        <w:t xml:space="preserve">Negative Marks: 0.25</w:t>
+      </w:r>
+    </w:p>
+    <w:p>
+      <w:r>
+        <w:t xml:space="preserve"/>
+      </w:r>
+    </w:p>
+    <w:p>
+      <w:r>
+        <w:t xml:space="preserve">Question: The normal central venous pressure (CVP) range in an adult is</w:t>
+      </w:r>
+    </w:p>
+    <w:p>
+      <w:r>
+        <w:t xml:space="preserve">(a) 2-6 mmHg</w:t>
+      </w:r>
+    </w:p>
+    <w:p>
+      <w:r>
+        <w:t xml:space="preserve">(b) 20-40 mmHg</w:t>
+      </w:r>
+    </w:p>
+    <w:p>
+      <w:r>
+        <w:t xml:space="preserve">(c) 50-80 mmHg</w:t>
+      </w:r>
+    </w:p>
+    <w:p>
+      <w:r>
+        <w:t xml:space="preserve">(d) 90-120 mmHg</w:t>
+      </w:r>
+    </w:p>
+    <w:p>
+      <w:r>
+        <w:t xml:space="preserve">Answer: a</w:t>
+      </w:r>
+    </w:p>
+    <w:p>
+      <w:r>
+        <w:t xml:space="preserve">Solution: ✅ Correct Answer: a</w:t>
+      </w:r>
+    </w:p>
+    <w:p>
+      <w:r>
+        <w:t xml:space="preserve">🧠 Clinical Rationale: Normal CVP is 2-6 mmHg (about 5-10 cm H2O) — the filling pressure of the right heart.</w:t>
+      </w:r>
+    </w:p>
+    <w:p>
+      <w:r>
+        <w:t xml:space="preserve">❌ Why Not Other Options?</w:t>
+      </w:r>
+    </w:p>
+    <w:p>
+      <w:r>
+        <w:t xml:space="preserve">(b) — 20-40 mmHg and above are severely elevated CVP values.</w:t>
+      </w:r>
+    </w:p>
+    <w:p>
+      <w:r>
+        <w:t xml:space="preserve">(c) — 50-80 mmHg is an arterial pressure range.</w:t>
+      </w:r>
+    </w:p>
+    <w:p>
+      <w:r>
+        <w:t xml:space="preserve">(d) — 90-120 mmHg is systolic blood pressure territory.</w:t>
+      </w:r>
+    </w:p>
+    <w:p>
+      <w:r>
+        <w:t xml:space="preserve">⚠️ Exam Trap: "CVP 2-6 mmHg; low = give fluids (hypovolemia), high = fluid overload or right heart failure" — the range and its meaning are a favourite critical care question.</w:t>
+      </w:r>
+    </w:p>
+    <w:p>
+      <w:r>
+        <w:t xml:space="preserve">💎 PNC Pearl: "CVP 2-6 — low means thirsty veins, high means a drowning right heart."</w:t>
+      </w:r>
+    </w:p>
+    <w:p>
+      <w:r>
+        <w:t xml:space="preserve">Positive Marks: 1</w:t>
+      </w:r>
+    </w:p>
+    <w:p>
+      <w:r>
+        <w:t xml:space="preserve">Negative Marks: 0.25</w:t>
+      </w:r>
+    </w:p>
+    <w:p>
+      <w:r>
+        <w:t xml:space="preserve"/>
+      </w:r>
+    </w:p>
+    <w:p>
+      <w:r>
+        <w:t xml:space="preserve">Question: Typhoid fever is caused by</w:t>
+      </w:r>
+    </w:p>
+    <w:p>
+      <w:r>
+        <w:t xml:space="preserve">(a) Salmonella typhi</w:t>
+      </w:r>
+    </w:p>
+    <w:p>
+      <w:r>
+        <w:t xml:space="preserve">(b) Vibrio cholerae</w:t>
+      </w:r>
+    </w:p>
+    <w:p>
+      <w:r>
+        <w:t xml:space="preserve">(c) Shigella flexneri</w:t>
+      </w:r>
+    </w:p>
+    <w:p>
+      <w:r>
+        <w:t xml:space="preserve">(d) Clostridium botulinum</w:t>
+      </w:r>
+    </w:p>
+    <w:p>
+      <w:r>
+        <w:t xml:space="preserve">Answer: a</w:t>
+      </w:r>
+    </w:p>
+    <w:p>
+      <w:r>
+        <w:t xml:space="preserve">Solution: ✅ Correct Answer: a</w:t>
+      </w:r>
+    </w:p>
+    <w:p>
+      <w:r>
+        <w:t xml:space="preserve">🧠 Clinical Rationale: Salmonella typhi, spread through contaminated food and water, causes typhoid fever — sustained step-ladder fever, headache, and rose spots on the trunk.</w:t>
+      </w:r>
+    </w:p>
+    <w:p>
+      <w:r>
+        <w:t xml:space="preserve">❌ Why Not Other Options?</w:t>
+      </w:r>
+    </w:p>
+    <w:p>
+      <w:r>
+        <w:t xml:space="preserve">(b) — Vibrio cholerae causes cholera (rice-water stools).</w:t>
+      </w:r>
+    </w:p>
+    <w:p>
+      <w:r>
+        <w:t xml:space="preserve">(c) — Shigella causes bacillary dysentery.</w:t>
+      </w:r>
+    </w:p>
+    <w:p>
+      <w:r>
+        <w:t xml:space="preserve">(d) — Clostridium botulinum causes botulism.</w:t>
+      </w:r>
+    </w:p>
+    <w:p>
+      <w:r>
+        <w:t xml:space="preserve">⚠️ Exam Trap: "Typhoid = Salmonella typhi; cholera = Vibrio cholerae" — the two enteric fever organisms are a standard microbiology pair.</w:t>
+      </w:r>
+    </w:p>
+    <w:p>
+      <w:r>
+        <w:t xml:space="preserve">💎 PNC Pearl: "Typhoid's Salmonella is spread by contaminated food and water — step-ladder fever is its signature."</w:t>
+      </w:r>
+    </w:p>
+    <w:p>
+      <w:r>
+        <w:t xml:space="preserve">Positive Marks: 1</w:t>
+      </w:r>
+    </w:p>
+    <w:p>
+      <w:r>
+        <w:t xml:space="preserve">Negative Marks: 0.25</w:t>
+      </w:r>
+    </w:p>
+    <w:p>
+      <w:r>
+        <w:t xml:space="preserve">Question: A patient with acute appendicitis typically reports pain that begins around the umbilicus and then shifts to the</w:t>
+      </w:r>
+    </w:p>
+    <w:p>
+      <w:r>
+        <w:t xml:space="preserve">(a) Right lower quadrant</w:t>
+      </w:r>
+    </w:p>
+    <w:p>
+      <w:r>
+        <w:t xml:space="preserve">(b) Left lower quadrant</w:t>
+      </w:r>
+    </w:p>
+    <w:p>
+      <w:r>
+        <w:t xml:space="preserve">(c) Right upper quadrant</w:t>
+      </w:r>
+    </w:p>
+    <w:p>
+      <w:r>
+        <w:t xml:space="preserve">(d) Epigastrium only</w:t>
+      </w:r>
+    </w:p>
+    <w:p>
+      <w:r>
+        <w:t xml:space="preserve">Answer: a</w:t>
+      </w:r>
+    </w:p>
+    <w:p>
+      <w:r>
+        <w:t xml:space="preserve">Solution: ✅ Correct Answer: a</w:t>
+      </w:r>
+    </w:p>
+    <w:p>
+      <w:r>
+        <w:t xml:space="preserve">🧠 Clinical Rationale: Appendiceal pain migrates from the periumbilical area to the RIGHT LOWER QUADRANT — McBurney's point — as inflammation reaches the parietal peritoneum.</w:t>
+      </w:r>
+    </w:p>
+    <w:p>
+      <w:r>
+        <w:t xml:space="preserve">❌ Why Not Other Options?</w:t>
+      </w:r>
+    </w:p>
+    <w:p>
+      <w:r>
+        <w:t xml:space="preserve">(b) — The left lower quadrant is the sigmoid/diverticular area, not the appendix.</w:t>
+      </w:r>
+    </w:p>
+    <w:p>
+      <w:r>
+        <w:t xml:space="preserve">(c) — The right upper quadrant is the gallbladder/liver area.</w:t>
+      </w:r>
+    </w:p>
+    <w:p>
+      <w:r>
+        <w:t xml:space="preserve">(d) — Epigastric pain alone is not appendicitis; the migration to RLQ is key.</w:t>
+      </w:r>
+    </w:p>
+    <w:p>
+      <w:r>
+        <w:t xml:space="preserve">⚠️ Exam Trap: "Umbilicus → RLQ (McBurney's point) = appendicitis." McBurney's point is one-third of the way from the ASIS to the umbilicus — a classic anatomy-exam fact.</w:t>
+      </w:r>
+    </w:p>
+    <w:p>
+      <w:r>
+        <w:t xml:space="preserve">💎 PNC Pearl: "Belly button pain that walks to the right lower corner = the appendix is inflamed."</w:t>
+      </w:r>
+    </w:p>
+    <w:p>
+      <w:r>
+        <w:t xml:space="preserve">Positive Marks: 1</w:t>
+      </w:r>
+    </w:p>
+    <w:p>
+      <w:r>
+        <w:t xml:space="preserve">Negative Marks: 0.25</w:t>
+      </w:r>
+    </w:p>
+    <w:p>
+      <w:r>
+        <w:t xml:space="preserve"/>
+      </w:r>
+    </w:p>
+    <w:p>
+      <w:r>
+        <w:t xml:space="preserve">Question: Benign prostatic hyperplasia (BPH) in elderly men commonly causes</w:t>
+      </w:r>
+    </w:p>
+    <w:p>
+      <w:r>
+        <w:t xml:space="preserve">(a) Hesitancy, weak urinary stream and nocturia</w:t>
+      </w:r>
+    </w:p>
+    <w:p>
+      <w:r>
+        <w:t xml:space="preserve">(b) Polyuria and polydipsia</w:t>
+      </w:r>
+    </w:p>
+    <w:p>
+      <w:r>
+        <w:t xml:space="preserve">(c) Hematuria with flank pain</w:t>
+      </w:r>
+    </w:p>
+    <w:p>
+      <w:r>
+        <w:t xml:space="preserve">(d) Urinary incontinence only</w:t>
+      </w:r>
+    </w:p>
+    <w:p>
+      <w:r>
+        <w:t xml:space="preserve">Answer: a</w:t>
+      </w:r>
+    </w:p>
+    <w:p>
+      <w:r>
+        <w:t xml:space="preserve">Solution: ✅ Correct Answer: a</w:t>
+      </w:r>
+    </w:p>
+    <w:p>
+      <w:r>
+        <w:t xml:space="preserve">🧠 Clinical Rationale: BPH enlarges the prostate and obstructs bladder outflow — hesitancy, weak stream, dribbling, frequency, and nocturia.</w:t>
+      </w:r>
+    </w:p>
+    <w:p>
+      <w:r>
+        <w:t xml:space="preserve">❌ Why Not Other Options?</w:t>
+      </w:r>
+    </w:p>
+    <w:p>
+      <w:r>
+        <w:t xml:space="preserve">(b) — Polyuria with polydipsia suggests diabetes mellitus/insipidus.</w:t>
+      </w:r>
+    </w:p>
+    <w:p>
+      <w:r>
+        <w:t xml:space="preserve">(c) — Flank pain with hematuria suggests renal stones.</w:t>
+      </w:r>
+    </w:p>
+    <w:p>
+      <w:r>
+        <w:t xml:space="preserve">(d) — BPH rarely presents with isolated incontinence.</w:t>
+      </w:r>
+    </w:p>
+    <w:p>
+      <w:r>
+        <w:t xml:space="preserve">⚠️ Exam Trap: "Old man + weak stream + nocturia = BPH" — the obstructive voiding symptoms are the diagnostic giveaway.</w:t>
+      </w:r>
+    </w:p>
+    <w:p>
+      <w:r>
+        <w:t xml:space="preserve">💎 PNC Pearl: "An ageing prostate squeezes the pipe — hesitancy and a weak stream are its calling cards."</w:t>
+      </w:r>
+    </w:p>
+    <w:p>
+      <w:r>
+        <w:t xml:space="preserve">Positive Marks: 1</w:t>
+      </w:r>
+    </w:p>
+    <w:p>
+      <w:r>
+        <w:t xml:space="preserve">Negative Marks: 0.25</w:t>
+      </w:r>
+    </w:p>
+    <w:p>
+      <w:r>
+        <w:t xml:space="preserve"/>
+      </w:r>
+    </w:p>
+    <w:p>
+      <w:r>
+        <w:t xml:space="preserve">Question: Hemophilia A results from a deficiency of clotting factor</w:t>
+      </w:r>
+    </w:p>
+    <w:p>
+      <w:r>
+        <w:t xml:space="preserve">(a) VIII</w:t>
+      </w:r>
+    </w:p>
+    <w:p>
+      <w:r>
+        <w:t xml:space="preserve">(b) IX</w:t>
+      </w:r>
+    </w:p>
+    <w:p>
+      <w:r>
+        <w:t xml:space="preserve">(c) XII</w:t>
+      </w:r>
+    </w:p>
+    <w:p>
+      <w:r>
+        <w:t xml:space="preserve">(d) VII</w:t>
+      </w:r>
+    </w:p>
+    <w:p>
+      <w:r>
+        <w:t xml:space="preserve">Answer: a</w:t>
+      </w:r>
+    </w:p>
+    <w:p>
+      <w:r>
+        <w:t xml:space="preserve">Solution: ✅ Correct Answer: a</w:t>
+      </w:r>
+    </w:p>
+    <w:p>
+      <w:r>
+        <w:t xml:space="preserve">🧠 Clinical Rationale: Hemophilia A is an X-linked deficiency of factor VIII — the most common hemophilia.</w:t>
+      </w:r>
+    </w:p>
+    <w:p>
+      <w:r>
+        <w:t xml:space="preserve">❌ Why Not Other Options?</w:t>
+      </w:r>
+    </w:p>
+    <w:p>
+      <w:r>
+        <w:t xml:space="preserve">(b) — Hemophilia B (Christmas disease) involves factor IX.</w:t>
+      </w:r>
+    </w:p>
+    <w:p>
+      <w:r>
+        <w:t xml:space="preserve">(c) — Factor XII deficiency usually causes no bleeding.</w:t>
+      </w:r>
+    </w:p>
+    <w:p>
+      <w:r>
+        <w:t xml:space="preserve">(d) — Factor VII deficiency causes a mild bleeding disorder.</w:t>
+      </w:r>
+    </w:p>
+    <w:p>
+      <w:r>
+        <w:t xml:space="preserve">⚠️ Exam Trap: "Hemophilia A = factor VIII; B = factor IX." Von Willebrand disease involves a factor VIII carrier protein — the factor-to-disease map is exam gold.</w:t>
+      </w:r>
+    </w:p>
+    <w:p>
+      <w:r>
+        <w:t xml:space="preserve">💎 PNC Pearl: "Hemophilia A = factor VIII, B = factor IX — A before B, VIII before IX."</w:t>
+      </w:r>
+    </w:p>
+    <w:p>
+      <w:r>
+        <w:t xml:space="preserve">Positive Marks: 1</w:t>
+      </w:r>
+    </w:p>
+    <w:p>
+      <w:r>
+        <w:t xml:space="preserve">Negative Marks: 0.25</w:t>
+      </w:r>
+    </w:p>
+    <w:p>
+      <w:r>
+        <w:t xml:space="preserve"/>
+      </w:r>
+    </w:p>
+    <w:p>
+      <w:r>
+        <w:t xml:space="preserve">Question: To remove contaminated gloves safely, the nurse should</w:t>
+      </w:r>
+    </w:p>
+    <w:p>
+      <w:r>
+        <w:t xml:space="preserve">(a) Remove the first glove with the gloved hand, then slip ungloved fingers under the cuff of the second glove</w:t>
+      </w:r>
+    </w:p>
+    <w:p>
+      <w:r>
+        <w:t xml:space="preserve">(b) Pull both gloves off simultaneously with bare hands</w:t>
+      </w:r>
+    </w:p>
+    <w:p>
+      <w:r>
+        <w:t xml:space="preserve">(c) Remove the gloves after washing the hands</w:t>
+      </w:r>
+    </w:p>
+    <w:p>
+      <w:r>
+        <w:t xml:space="preserve">(d) Blow air into the gloves to loosen them</w:t>
+      </w:r>
+    </w:p>
+    <w:p>
+      <w:r>
+        <w:t xml:space="preserve">Answer: a</w:t>
+      </w:r>
+    </w:p>
+    <w:p>
+      <w:r>
+        <w:t xml:space="preserve">Solution: ✅ Correct Answer: a</w:t>
+      </w:r>
+    </w:p>
+    <w:p>
+      <w:r>
+        <w:t xml:space="preserve">🧠 Clinical Rationale: The correct technique — glove-to-glove, then skin-to-skin — keeps bare skin from touching the contaminated outer surface.</w:t>
+      </w:r>
+    </w:p>
+    <w:p>
+      <w:r>
+        <w:t xml:space="preserve">❌ Why Not Other Options?</w:t>
+      </w:r>
+    </w:p>
+    <w:p>
+      <w:r>
+        <w:t xml:space="preserve">(b) — Bare hands touching both contaminated gloves spreads contamination.</w:t>
+      </w:r>
+    </w:p>
+    <w:p>
+      <w:r>
+        <w:t xml:space="preserve">(c) — Washing hands with gloves on is ineffective and wasteful.</w:t>
+      </w:r>
+    </w:p>
+    <w:p>
+      <w:r>
+        <w:t xml:space="preserve">(d) — Blowing into gloves aerosolizes contamination.</w:t>
+      </w:r>
+    </w:p>
+    <w:p>
+      <w:r>
+        <w:t xml:space="preserve">⚠️ Exam Trap: "Glove removal = glove-to-glove, then skin-to-skin" — a favourite infection-control practical question.</w:t>
+      </w:r>
+    </w:p>
+    <w:p>
+      <w:r>
+        <w:t xml:space="preserve">💎 PNC Pearl: "Glove-to-glove, then skin-to-skin — the clean skin never meets the dirty outside."</w:t>
+      </w:r>
+    </w:p>
+    <w:p>
+      <w:r>
+        <w:t xml:space="preserve">Positive Marks: 1</w:t>
+      </w:r>
+    </w:p>
+    <w:p>
+      <w:r>
+        <w:t xml:space="preserve">Negative Marks: 0.25</w:t>
+      </w:r>
+    </w:p>
+    <w:p>
+      <w:r>
+        <w:t xml:space="preserve"/>
+      </w:r>
+    </w:p>
+    <w:p>
+      <w:r>
+        <w:t xml:space="preserve">Question: The first stage of labor ends with</w:t>
+      </w:r>
+    </w:p>
+    <w:p>
+      <w:r>
+        <w:t xml:space="preserve">(a) Full dilatation of the cervix (10 cm)</w:t>
+      </w:r>
+    </w:p>
+    <w:p>
+      <w:r>
+        <w:t xml:space="preserve">(b) Delivery of the baby</w:t>
+      </w:r>
+    </w:p>
+    <w:p>
+      <w:r>
+        <w:t xml:space="preserve">(c) Delivery of the placenta</w:t>
+      </w:r>
+    </w:p>
+    <w:p>
+      <w:r>
+        <w:t xml:space="preserve">(d) Rupture of membranes only</w:t>
+      </w:r>
+    </w:p>
+    <w:p>
+      <w:r>
+        <w:t xml:space="preserve">Answer: a</w:t>
+      </w:r>
+    </w:p>
+    <w:p>
+      <w:r>
+        <w:t xml:space="preserve">Solution: ✅ Correct Answer: a</w:t>
+      </w:r>
+    </w:p>
+    <w:p>
+      <w:r>
+        <w:t xml:space="preserve">🧠 Clinical Rationale: The first stage runs from the onset of true labor contractions to FULL CERVICAL DILATATION (10 cm).</w:t>
+      </w:r>
+    </w:p>
+    <w:p>
+      <w:r>
+        <w:t xml:space="preserve">❌ Why Not Other Options?</w:t>
+      </w:r>
+    </w:p>
+    <w:p>
+      <w:r>
+        <w:t xml:space="preserve">(b) — Delivery of the baby ends the SECOND stage.</w:t>
+      </w:r>
+    </w:p>
+    <w:p>
+      <w:r>
+        <w:t xml:space="preserve">(c) — Delivery of the placenta ends the THIRD stage.</w:t>
+      </w:r>
+    </w:p>
+    <w:p>
+      <w:r>
+        <w:t xml:space="preserve">(d) — Rupture of membranes can occur any time and does not end a stage.</w:t>
+      </w:r>
+    </w:p>
+    <w:p>
+      <w:r>
+        <w:t xml:space="preserve">⚠️ Exam Trap: Stages of labor — "1st: onset → 10 cm; 2nd: 10 cm → birth; 3rd: birth → placenta; 4th: first hour postpartum" — memorize the boundaries.</w:t>
+      </w:r>
+    </w:p>
+    <w:p>
+      <w:r>
+        <w:t xml:space="preserve">💎 PNC Pearl: "Stage 1 opens the door to 10 cm; stage 2 delivers the guest; stage 3 clears the table."</w:t>
+      </w:r>
+    </w:p>
+    <w:p>
+      <w:r>
+        <w:t xml:space="preserve">Positive Marks: 1</w:t>
+      </w:r>
+    </w:p>
+    <w:p>
+      <w:r>
+        <w:t xml:space="preserve">Negative Marks: 0.25</w:t>
+      </w:r>
+    </w:p>
+    <w:p>
+      <w:r>
+        <w:t xml:space="preserve"/>
+      </w:r>
+    </w:p>
+    <w:p>
+      <w:r>
+        <w:t xml:space="preserve">Question: The normal urine output of an infant is approximately</w:t>
+      </w:r>
+    </w:p>
+    <w:p>
+      <w:r>
+        <w:t xml:space="preserve">(a) 0.5 mL/kg/hour</w:t>
+      </w:r>
+    </w:p>
+    <w:p>
+      <w:r>
+        <w:t xml:space="preserve">(b) 2 mL/kg/hour</w:t>
+      </w:r>
+    </w:p>
+    <w:p>
+      <w:r>
+        <w:t xml:space="preserve">(c) 10 mL/kg/hour</w:t>
+      </w:r>
+    </w:p>
+    <w:p>
+      <w:r>
+        <w:t xml:space="preserve">(d) 20 mL/kg/hour</w:t>
+      </w:r>
+    </w:p>
+    <w:p>
+      <w:r>
+        <w:t xml:space="preserve">Answer: b</w:t>
+      </w:r>
+    </w:p>
+    <w:p>
+      <w:r>
+        <w:t xml:space="preserve">Solution: ✅ Correct Answer: b</w:t>
+      </w:r>
+    </w:p>
+    <w:p>
+      <w:r>
+        <w:t xml:space="preserve">🧠 Clinical Rationale: Infants produce about 1-2 mL/kg/hour of urine; adults make 0.5-1 mL/kg/hour — infants have higher per-kg fluid turnover.</w:t>
+      </w:r>
+    </w:p>
+    <w:p>
+      <w:r>
+        <w:t xml:space="preserve">❌ Why Not Other Options?</w:t>
+      </w:r>
+    </w:p>
+    <w:p>
+      <w:r>
+        <w:t xml:space="preserve">(a) — 0.5 mL/kg/hr is the ADULT rate and is oliguric for an infant.</w:t>
+      </w:r>
+    </w:p>
+    <w:p>
+      <w:r>
+        <w:t xml:space="preserve">(c) — 10 and (d) 20 mL/kg/hr are far above normal.</w:t>
+      </w:r>
+    </w:p>
+    <w:p>
+      <w:r>
+        <w:t xml:space="preserve">⚠️ Exam Trap: "Adult 0.5-1 mL/kg/hr, infant 1-2 mL/kg/hr, &lt; 0.5 mL/kg/hr = oliguria" — the per-kg figures are standard pediatric exam numbers.</w:t>
+      </w:r>
+    </w:p>
+    <w:p>
+      <w:r>
+        <w:t xml:space="preserve">💎 PNC Pearl: "Infants pee twice as fast per kilo as adults — 1-2 mL/kg/hr is their gauge."</w:t>
+      </w:r>
+    </w:p>
+    <w:p>
+      <w:r>
+        <w:t xml:space="preserve">Positive Marks: 1</w:t>
+      </w:r>
+    </w:p>
+    <w:p>
+      <w:r>
+        <w:t xml:space="preserve">Negative Marks: 0.25</w:t>
+      </w:r>
+    </w:p>
+    <w:p>
+      <w:r>
+        <w:t xml:space="preserve"/>
+      </w:r>
+    </w:p>
+    <w:p>
+      <w:r>
+        <w:t xml:space="preserve">Question: The therapeutic communication technique in which the nurse repeats the patient's exact words to confirm meaning is called</w:t>
+      </w:r>
+    </w:p>
+    <w:p>
+      <w:r>
+        <w:t xml:space="preserve">(a) Restating (reflection)</w:t>
+      </w:r>
+    </w:p>
+    <w:p>
+      <w:r>
+        <w:t xml:space="preserve">(b) Probing</w:t>
+      </w:r>
+    </w:p>
+    <w:p>
+      <w:r>
+        <w:t xml:space="preserve">(c) Advising</w:t>
+      </w:r>
+    </w:p>
+    <w:p>
+      <w:r>
+        <w:t xml:space="preserve">(d) Interpreting</w:t>
+      </w:r>
+    </w:p>
+    <w:p>
+      <w:r>
+        <w:t xml:space="preserve">Answer: a</w:t>
+      </w:r>
+    </w:p>
+    <w:p>
+      <w:r>
+        <w:t xml:space="preserve">Solution: ✅ Correct Answer: a</w:t>
+      </w:r>
+    </w:p>
+    <w:p>
+      <w:r>
+        <w:t xml:space="preserve">🧠 Clinical Rationale: Restating repeats the patient's exact words or feelings to confirm understanding and encourage the patient to elaborate.</w:t>
+      </w:r>
+    </w:p>
+    <w:p>
+      <w:r>
+        <w:t xml:space="preserve">❌ Why Not Other Options?</w:t>
+      </w:r>
+    </w:p>
+    <w:p>
+      <w:r>
+        <w:t xml:space="preserve">(b) — Probing pushes for more than the patient wants to share — a non-therapeutic technique.</w:t>
+      </w:r>
+    </w:p>
+    <w:p>
+      <w:r>
+        <w:t xml:space="preserve">(c) — Advising gives unasked direction — non-therapeutic.</w:t>
+      </w:r>
+    </w:p>
+    <w:p>
+      <w:r>
+        <w:t xml:space="preserve">(d) — Interpreting imposes the nurse's meaning on the patient's words.</w:t>
+      </w:r>
+    </w:p>
+    <w:p>
+      <w:r>
+        <w:t xml:space="preserve">⚠️ Exam Trap: Technique definitions — "restating = repeat words, reflecting = mirror feelings, clarifying = check meaning" — a favourite mental-health exam item.</w:t>
+      </w:r>
+    </w:p>
+    <w:p>
+      <w:r>
+        <w:t xml:space="preserve">💎 PNC Pearl: "Repeat their words back — restating says 'I heard you' and opens the door wider."</w:t>
+      </w:r>
+    </w:p>
+    <w:p>
+      <w:r>
+        <w:t xml:space="preserve">Positive Marks: 1</w:t>
+      </w:r>
+    </w:p>
+    <w:p>
+      <w:r>
+        <w:t xml:space="preserve">Negative Marks: 0.25</w:t>
+      </w:r>
+    </w:p>
+    <w:p>
+      <w:r>
+        <w:t xml:space="preserve"/>
+      </w:r>
+    </w:p>
+    <w:p>
+      <w:r>
+        <w:t xml:space="preserve">Question: A patient having an acute severe asthma attack should FIRST be given</w:t>
+      </w:r>
+    </w:p>
+    <w:p>
+      <w:r>
+        <w:t xml:space="preserve">(a) Oxygen and nebulized salbutamol</w:t>
+      </w:r>
+    </w:p>
+    <w:p>
+      <w:r>
+        <w:t xml:space="preserve">(b) A heavy meal</w:t>
+      </w:r>
+    </w:p>
+    <w:p>
+      <w:r>
+        <w:t xml:space="preserve">(c) Oral antibiotics only</w:t>
+      </w:r>
+    </w:p>
+    <w:p>
+      <w:r>
+        <w:t xml:space="preserve">(d) Sedatives to calm the patient</w:t>
+      </w:r>
+    </w:p>
+    <w:p>
+      <w:r>
+        <w:t xml:space="preserve">Answer: a</w:t>
+      </w:r>
+    </w:p>
+    <w:p>
+      <w:r>
+        <w:t xml:space="preserve">Solution: ✅ Correct Answer: a</w:t>
+      </w:r>
+    </w:p>
+    <w:p>
+      <w:r>
+        <w:t xml:space="preserve">🧠 Clinical Rationale: Acute severe asthma needs prompt oxygen plus nebulized short-acting bronchodilators (salbutamol) to relieve bronchospasm; steroids follow.</w:t>
+      </w:r>
+    </w:p>
+    <w:p>
+      <w:r>
+        <w:t xml:space="preserve">❌ Why Not Other Options?</w:t>
+      </w:r>
+    </w:p>
+    <w:p>
+      <w:r>
+        <w:t xml:space="preserve">(b) — A meal is irrelevant and eating may worsen distress.</w:t>
+      </w:r>
+    </w:p>
+    <w:p>
+      <w:r>
+        <w:t xml:space="preserve">(c) — Antibiotics treat infection, not bronchospasm.</w:t>
+      </w:r>
+    </w:p>
+    <w:p>
+      <w:r>
+        <w:t xml:space="preserve">(d) — Sedatives depress breathing — dangerous in acute asthma.</w:t>
+      </w:r>
+    </w:p>
+    <w:p>
+      <w:r>
+        <w:t xml:space="preserve">⚠️ Exam Trap: "Acute asthma = oxygen + nebulized salbutamol first." Status asthmaticus that fails bronchodilators is an emergency needing intensive care.</w:t>
+      </w:r>
+    </w:p>
+    <w:p>
+      <w:r>
+        <w:t xml:space="preserve">💎 PNC Pearl: "Wheezing crisis: oxygen and salbutamol now — sedatives are the enemy of the struggling breather."</w:t>
+      </w:r>
+    </w:p>
+    <w:p>
+      <w:r>
+        <w:t xml:space="preserve">Positive Marks: 1</w:t>
+      </w:r>
+    </w:p>
+    <w:p>
+      <w:r>
+        <w:t xml:space="preserve">Negative Marks: 0.25</w:t>
+      </w:r>
+    </w:p>
+    <w:p>
+      <w:r>
+        <w:t xml:space="preserve"/>
+      </w:r>
+    </w:p>
+    <w:p>
+      <w:r>
+        <w:t xml:space="preserve">Question: In a research study, the variable that is measured as the outcome or result is called the</w:t>
+      </w:r>
+    </w:p>
+    <w:p>
+      <w:r>
+        <w:t xml:space="preserve">(a) Independent variable</w:t>
+      </w:r>
+    </w:p>
+    <w:p>
+      <w:r>
+        <w:t xml:space="preserve">(b) Dependent variable</w:t>
+      </w:r>
+    </w:p>
+    <w:p>
+      <w:r>
+        <w:t xml:space="preserve">(c) Extraneous variable</w:t>
+      </w:r>
+    </w:p>
+    <w:p>
+      <w:r>
+        <w:t xml:space="preserve">(d) Control variable</w:t>
+      </w:r>
+    </w:p>
+    <w:p>
+      <w:r>
+        <w:t xml:space="preserve">Answer: b</w:t>
+      </w:r>
+    </w:p>
+    <w:p>
+      <w:r>
+        <w:t xml:space="preserve">Solution: ✅ Correct Answer: b</w:t>
+      </w:r>
+    </w:p>
+    <w:p>
+      <w:r>
+        <w:t xml:space="preserve">🧠 Clinical Rationale: The dependent (outcome) variable is what the researcher measures — it changes in response to the independent variable being manipulated.</w:t>
+      </w:r>
+    </w:p>
+    <w:p>
+      <w:r>
+        <w:t xml:space="preserve">❌ Why Not Other Options?</w:t>
+      </w:r>
+    </w:p>
+    <w:p>
+      <w:r>
+        <w:t xml:space="preserve">(a) — The independent variable is what the researcher MANIPULATES.</w:t>
+      </w:r>
+    </w:p>
+    <w:p>
+      <w:r>
+        <w:t xml:space="preserve">(c) — An extraneous variable confuses results.</w:t>
+      </w:r>
+    </w:p>
+    <w:p>
+      <w:r>
+        <w:t xml:space="preserve">(d) — A control variable is held constant.</w:t>
+      </w:r>
+    </w:p>
+    <w:p>
+      <w:r>
+        <w:t xml:space="preserve">⚠️ Exam Trap: "Dependent = the D-ata you measure; independent = what I manipulate" — the mnemonic 'I change it, D depends on it' fixes the pair.</w:t>
+      </w:r>
+    </w:p>
+    <w:p>
+      <w:r>
+        <w:t xml:space="preserve">💎 PNC Pearl: "I manipulate the independent; the dependent depends on it — that's the whole story."</w:t>
+      </w:r>
+    </w:p>
+    <w:p>
+      <w:r>
+        <w:t xml:space="preserve">Positive Marks: 1</w:t>
+      </w:r>
+    </w:p>
+    <w:p>
+      <w:r>
+        <w:t xml:space="preserve">Negative Marks: 0.25</w:t>
+      </w:r>
+    </w:p>
+    <w:p>
+      <w:r>
+        <w:t xml:space="preserve"/>
+      </w:r>
+    </w:p>
+    <w:p>
+      <w:r>
+        <w:t xml:space="preserve">Question: An incident report for a medication error should be</w:t>
+      </w:r>
+    </w:p>
+    <w:p>
+      <w:r>
+        <w:t xml:space="preserve">(a) Completed factually and kept separate from the medical record</w:t>
+      </w:r>
+    </w:p>
+    <w:p>
+      <w:r>
+        <w:t xml:space="preserve">(b) Placed inside the medical record</w:t>
+      </w:r>
+    </w:p>
+    <w:p>
+      <w:r>
+        <w:t xml:space="preserve">(c) Destroyed after verbal reporting</w:t>
+      </w:r>
+    </w:p>
+    <w:p>
+      <w:r>
+        <w:t xml:space="preserve">(d) Used to punish the staff member</w:t>
+      </w:r>
+    </w:p>
+    <w:p>
+      <w:r>
+        <w:t xml:space="preserve">Answer: a</w:t>
+      </w:r>
+    </w:p>
+    <w:p>
+      <w:r>
+        <w:t xml:space="preserve">Solution: ✅ Correct Answer: a</w:t>
+      </w:r>
+    </w:p>
+    <w:p>
+      <w:r>
+        <w:t xml:space="preserve">🧠 Clinical Rationale: Incident reports are confidential, factual records of unusual occurrences used for risk management — filed separately and NOT part of the patient's legal medical record.</w:t>
+      </w:r>
+    </w:p>
+    <w:p>
+      <w:r>
+        <w:t xml:space="preserve">❌ Why Not Other Options?</w:t>
+      </w:r>
+    </w:p>
+    <w:p>
+      <w:r>
+        <w:t xml:space="preserve">(b) — Placing it in the chart makes it part of the legal record and discoverable.</w:t>
+      </w:r>
+    </w:p>
+    <w:p>
+      <w:r>
+        <w:t xml:space="preserve">(c) — Destroying it loses the safety learning.</w:t>
+      </w:r>
+    </w:p>
+    <w:p>
+      <w:r>
+        <w:t xml:space="preserve">(d) — Using it to punish defeats its purpose — it is for system improvement.</w:t>
+      </w:r>
+    </w:p>
+    <w:p>
+      <w:r>
+        <w:t xml:space="preserve">⚠️ Exam Trap: "Incident report = separate, factual, confidential — never in the chart." Its purpose is learning, not blame.</w:t>
+      </w:r>
+    </w:p>
+    <w:p>
+      <w:r>
+        <w:t xml:space="preserve">💎 PNC Pearl: "Incident report: fact-only, filed apart, aimed at safety — never the chart, never the blame game."</w:t>
+      </w:r>
+    </w:p>
+    <w:p>
+      <w:r>
+        <w:t xml:space="preserve">Positive Marks: 1</w:t>
+      </w:r>
+    </w:p>
+    <w:p>
+      <w:r>
+        <w:t xml:space="preserve">Negative Marks: 0.25</w:t>
       </w:r>
     </w:p>
     <w:sectPr>
       <w:pgSz w:w="12240" w:h="15840"/>
-      <w:pgMar w:top="864" w:right="1008" w:bottom="864" w:left="1008" w:header="720" w:footer="720" w:gutter="0"/>
+      <w:pgMar w:top="1440" w:right="1800" w:bottom="1440" w:left="1800" w:header="720" w:footer="720" w:gutter="0"/>
       <w:cols w:space="720"/>
       <w:docGrid w:linePitch="360"/>
     </w:sectPr>
@@ -2535,10 +2060,6 @@
     <w:name w:val="Normal"/>
     <w:qFormat/>
     <w:rsid w:val="00FC693F"/>
-    <w:rPr>
-      <w:rFonts w:ascii="Calibri" w:hAnsi="Calibri"/>
-      <w:sz w:val="22"/>
-    </w:rPr>
   </w:style>
   <w:style w:type="paragraph" w:styleId="Header">
     <w:name w:val="header"/>
